--- a/public/attestaciya-1-liniya.docx
+++ b/public/attestaciya-1-liniya.docx
@@ -21,7 +21,7 @@
         <w:t>Версия:</w:t>
       </w:r>
       <w:r>
-        <w:t xml:space="preserve"> 1.0</w:t>
+        <w:t xml:space="preserve"> 2.0</w:t>
       </w:r>
     </w:p>
     <w:p>
@@ -67,16 +67,30 @@
     </w:p>
     <w:p>
       <w:r>
-        <w:t xml:space="preserve">План составлен по фактической нагрузке, а не по теоретическому списку систем. В него включены </w:t>
+        <w:t xml:space="preserve">Структура — </w:t>
       </w:r>
       <w:r>
         <w:rPr>
           <w:b/>
         </w:rPr>
-        <w:t>только те темы, которые 1-я линия закрывает своими силами</w:t>
-      </w:r>
-      <w:r>
-        <w:t>: по 97% заявок группы решение находится без передачи выше. Темы с высокой долей эскалации во 2-ю/3-ю линию и «Альфа»-группы (домены — 31% передач, антифрод — 20%, заказная аналитика — 25%) в проверку знаний не вошли.</w:t>
+        <w:t>по сервисам</w:t>
+      </w:r>
+      <w:r>
+        <w:t>, внутри каждого сервиса подпункты с типовыми операциями. Набор подпунктов у каждого сервиса свой: он определён тем, какие обращения по нему реально приходят.</w:t>
+      </w:r>
+    </w:p>
+    <w:p>
+      <w:r>
+        <w:t xml:space="preserve">В план включены </w:t>
+      </w:r>
+      <w:r>
+        <w:rPr>
+          <w:b/>
+        </w:rPr>
+        <w:t>только темы, которые 1-я линия закрывает своими силами</w:t>
+      </w:r>
+      <w:r>
+        <w:t>: по 97% заявок группы решение находится без передачи выше. Темы с высокой долей эскалации (домены — 31% передач, заказная аналитика — 25%, антифрод — 20%) в проверку не вошли.</w:t>
       </w:r>
     </w:p>
     <w:p>
@@ -87,25 +101,25 @@
         <w:rPr>
           <w:color w:val="1F3B57"/>
         </w:rPr>
-        <w:t>Фактическая структура заявок</w:t>
+        <w:t>Сервисы и объём обращений</w:t>
       </w:r>
     </w:p>
     <w:tbl>
       <w:tblPr>
         <w:tblStyle w:val="TableGrid"/>
         <w:tblW w:type="auto" w:w="0"/>
-        <w:jc w:val="center"/>
         <w:tblLook w:firstColumn="1" w:firstRow="1" w:lastColumn="0" w:lastRow="0" w:noHBand="0" w:noVBand="1" w:val="04A0"/>
       </w:tblPr>
       <w:tblGrid>
-        <w:gridCol w:w="3400"/>
-        <w:gridCol w:w="3400"/>
-        <w:gridCol w:w="3400"/>
+        <w:gridCol w:w="2550"/>
+        <w:gridCol w:w="2550"/>
+        <w:gridCol w:w="2550"/>
+        <w:gridCol w:w="2550"/>
       </w:tblGrid>
       <w:tr>
         <w:tc>
           <w:tcPr>
-            <w:tcW w:type="dxa" w:w="3400"/>
+            <w:tcW w:type="dxa" w:w="2550"/>
           </w:tcPr>
           <w:p>
             <w:pPr>
@@ -115,13 +129,29 @@
               <w:rPr>
                 <w:b/>
               </w:rPr>
-              <w:t>Тип обращения</w:t>
+              <w:t>№</w:t>
             </w:r>
           </w:p>
         </w:tc>
         <w:tc>
           <w:tcPr>
-            <w:tcW w:type="dxa" w:w="3400"/>
+            <w:tcW w:type="dxa" w:w="2550"/>
+          </w:tcPr>
+          <w:p>
+            <w:pPr>
+              <w:spacing w:before="20" w:after="20"/>
+            </w:pPr>
+            <w:r>
+              <w:rPr>
+                <w:b/>
+              </w:rPr>
+              <w:t>Сервис</w:t>
+            </w:r>
+          </w:p>
+        </w:tc>
+        <w:tc>
+          <w:tcPr>
+            <w:tcW w:type="dxa" w:w="2550"/>
           </w:tcPr>
           <w:p>
             <w:pPr>
@@ -137,7 +167,7 @@
         </w:tc>
         <w:tc>
           <w:tcPr>
-            <w:tcW w:type="dxa" w:w="3400"/>
+            <w:tcW w:type="dxa" w:w="2550"/>
           </w:tcPr>
           <w:p>
             <w:pPr>
@@ -147,7 +177,7 @@
               <w:rPr>
                 <w:b/>
               </w:rPr>
-              <w:t>Доля</w:t>
+              <w:t>Вес</w:t>
             </w:r>
           </w:p>
         </w:tc>
@@ -155,40 +185,53 @@
       <w:tr>
         <w:tc>
           <w:tcPr>
-            <w:tcW w:type="dxa" w:w="3400"/>
+            <w:tcW w:type="dxa" w:w="2550"/>
           </w:tcPr>
           <w:p>
             <w:pPr>
               <w:spacing w:before="20" w:after="20"/>
             </w:pPr>
             <w:r>
-              <w:t>Предоставить доступ</w:t>
+              <w:t>2</w:t>
             </w:r>
           </w:p>
         </w:tc>
         <w:tc>
           <w:tcPr>
-            <w:tcW w:type="dxa" w:w="3400"/>
+            <w:tcW w:type="dxa" w:w="2550"/>
           </w:tcPr>
           <w:p>
             <w:pPr>
               <w:spacing w:before="20" w:after="20"/>
             </w:pPr>
             <w:r>
-              <w:t>1 252</w:t>
+              <w:t>Удалённый рабочий стол (RDP)</w:t>
             </w:r>
           </w:p>
         </w:tc>
         <w:tc>
           <w:tcPr>
-            <w:tcW w:type="dxa" w:w="3400"/>
+            <w:tcW w:type="dxa" w:w="2550"/>
           </w:tcPr>
           <w:p>
             <w:pPr>
               <w:spacing w:before="20" w:after="20"/>
             </w:pPr>
             <w:r>
-              <w:t>44%</w:t>
+              <w:t>261</w:t>
+            </w:r>
+          </w:p>
+        </w:tc>
+        <w:tc>
+          <w:tcPr>
+            <w:tcW w:type="dxa" w:w="2550"/>
+          </w:tcPr>
+          <w:p>
+            <w:pPr>
+              <w:spacing w:before="20" w:after="20"/>
+            </w:pPr>
+            <w:r>
+              <w:t>18%</w:t>
             </w:r>
           </w:p>
         </w:tc>
@@ -196,40 +239,53 @@
       <w:tr>
         <w:tc>
           <w:tcPr>
-            <w:tcW w:type="dxa" w:w="3400"/>
+            <w:tcW w:type="dxa" w:w="2550"/>
           </w:tcPr>
           <w:p>
             <w:pPr>
               <w:spacing w:before="20" w:after="20"/>
             </w:pPr>
             <w:r>
-              <w:t>Сообщить о проблеме</w:t>
+              <w:t>3</w:t>
             </w:r>
           </w:p>
         </w:tc>
         <w:tc>
           <w:tcPr>
-            <w:tcW w:type="dxa" w:w="3400"/>
+            <w:tcW w:type="dxa" w:w="2550"/>
           </w:tcPr>
           <w:p>
             <w:pPr>
               <w:spacing w:before="20" w:after="20"/>
             </w:pPr>
             <w:r>
-              <w:t>896</w:t>
+              <w:t>1С: МИС, Бухгалтерия, ЗУП</w:t>
             </w:r>
           </w:p>
         </w:tc>
         <w:tc>
           <w:tcPr>
-            <w:tcW w:type="dxa" w:w="3400"/>
+            <w:tcW w:type="dxa" w:w="2550"/>
           </w:tcPr>
           <w:p>
             <w:pPr>
               <w:spacing w:before="20" w:after="20"/>
             </w:pPr>
             <w:r>
-              <w:t>32%</w:t>
+              <w:t>1 013</w:t>
+            </w:r>
+          </w:p>
+        </w:tc>
+        <w:tc>
+          <w:tcPr>
+            <w:tcW w:type="dxa" w:w="2550"/>
+          </w:tcPr>
+          <w:p>
+            <w:pPr>
+              <w:spacing w:before="20" w:after="20"/>
+            </w:pPr>
+            <w:r>
+              <w:t>30%</w:t>
             </w:r>
           </w:p>
         </w:tc>
@@ -237,40 +293,53 @@
       <w:tr>
         <w:tc>
           <w:tcPr>
-            <w:tcW w:type="dxa" w:w="3400"/>
+            <w:tcW w:type="dxa" w:w="2550"/>
           </w:tcPr>
           <w:p>
             <w:pPr>
               <w:spacing w:before="20" w:after="20"/>
             </w:pPr>
             <w:r>
-              <w:t>Заблокировать доступ</w:t>
+              <w:t>4</w:t>
             </w:r>
           </w:p>
         </w:tc>
         <w:tc>
           <w:tcPr>
-            <w:tcW w:type="dxa" w:w="3400"/>
+            <w:tcW w:type="dxa" w:w="2550"/>
           </w:tcPr>
           <w:p>
             <w:pPr>
               <w:spacing w:before="20" w:after="20"/>
             </w:pPr>
             <w:r>
-              <w:t>484</w:t>
+              <w:t>Битрикс24</w:t>
             </w:r>
           </w:p>
         </w:tc>
         <w:tc>
           <w:tcPr>
-            <w:tcW w:type="dxa" w:w="3400"/>
+            <w:tcW w:type="dxa" w:w="2550"/>
           </w:tcPr>
           <w:p>
             <w:pPr>
               <w:spacing w:before="20" w:after="20"/>
             </w:pPr>
             <w:r>
-              <w:t>17%</w:t>
+              <w:t>1 035</w:t>
+            </w:r>
+          </w:p>
+        </w:tc>
+        <w:tc>
+          <w:tcPr>
+            <w:tcW w:type="dxa" w:w="2550"/>
+          </w:tcPr>
+          <w:p>
+            <w:pPr>
+              <w:spacing w:before="20" w:after="20"/>
+            </w:pPr>
+            <w:r>
+              <w:t>22%</w:t>
             </w:r>
           </w:p>
         </w:tc>
@@ -278,33 +347,100 @@
       <w:tr>
         <w:tc>
           <w:tcPr>
-            <w:tcW w:type="dxa" w:w="3400"/>
+            <w:tcW w:type="dxa" w:w="2550"/>
           </w:tcPr>
           <w:p>
             <w:pPr>
               <w:spacing w:before="20" w:after="20"/>
             </w:pPr>
             <w:r>
-              <w:t>Спросить / Предложить / Жалоба / Иное</w:t>
+              <w:t>5</w:t>
             </w:r>
           </w:p>
         </w:tc>
         <w:tc>
           <w:tcPr>
-            <w:tcW w:type="dxa" w:w="3400"/>
+            <w:tcW w:type="dxa" w:w="2550"/>
           </w:tcPr>
           <w:p>
             <w:pPr>
               <w:spacing w:before="20" w:after="20"/>
             </w:pPr>
             <w:r>
-              <w:t>166</w:t>
+              <w:t>Корпоративная почта</w:t>
             </w:r>
           </w:p>
         </w:tc>
         <w:tc>
           <w:tcPr>
-            <w:tcW w:type="dxa" w:w="3400"/>
+            <w:tcW w:type="dxa" w:w="2550"/>
+          </w:tcPr>
+          <w:p>
+            <w:pPr>
+              <w:spacing w:before="20" w:after="20"/>
+            </w:pPr>
+            <w:r>
+              <w:t>174</w:t>
+            </w:r>
+          </w:p>
+        </w:tc>
+        <w:tc>
+          <w:tcPr>
+            <w:tcW w:type="dxa" w:w="2550"/>
+          </w:tcPr>
+          <w:p>
+            <w:pPr>
+              <w:spacing w:before="20" w:after="20"/>
+            </w:pPr>
+            <w:r>
+              <w:t>8%</w:t>
+            </w:r>
+          </w:p>
+        </w:tc>
+      </w:tr>
+      <w:tr>
+        <w:tc>
+          <w:tcPr>
+            <w:tcW w:type="dxa" w:w="2550"/>
+          </w:tcPr>
+          <w:p>
+            <w:pPr>
+              <w:spacing w:before="20" w:after="20"/>
+            </w:pPr>
+            <w:r>
+              <w:t>6</w:t>
+            </w:r>
+          </w:p>
+        </w:tc>
+        <w:tc>
+          <w:tcPr>
+            <w:tcW w:type="dxa" w:w="2550"/>
+          </w:tcPr>
+          <w:p>
+            <w:pPr>
+              <w:spacing w:before="20" w:after="20"/>
+            </w:pPr>
+            <w:r>
+              <w:t>Телефония (Voximplant, Билайн, Lexisvoice)</w:t>
+            </w:r>
+          </w:p>
+        </w:tc>
+        <w:tc>
+          <w:tcPr>
+            <w:tcW w:type="dxa" w:w="2550"/>
+          </w:tcPr>
+          <w:p>
+            <w:pPr>
+              <w:spacing w:before="20" w:after="20"/>
+            </w:pPr>
+            <w:r>
+              <w:t>68</w:t>
+            </w:r>
+          </w:p>
+        </w:tc>
+        <w:tc>
+          <w:tcPr>
+            <w:tcW w:type="dxa" w:w="2550"/>
           </w:tcPr>
           <w:p>
             <w:pPr>
@@ -319,261 +455,33 @@
       <w:tr>
         <w:tc>
           <w:tcPr>
-            <w:tcW w:type="dxa" w:w="3400"/>
+            <w:tcW w:type="dxa" w:w="2550"/>
           </w:tcPr>
           <w:p>
             <w:pPr>
               <w:spacing w:before="20" w:after="20"/>
             </w:pPr>
             <w:r>
-              <w:t>Разблокировать пользователя</w:t>
+              <w:t>7</w:t>
             </w:r>
           </w:p>
         </w:tc>
         <w:tc>
           <w:tcPr>
-            <w:tcW w:type="dxa" w:w="3400"/>
+            <w:tcW w:type="dxa" w:w="2550"/>
           </w:tcPr>
           <w:p>
             <w:pPr>
               <w:spacing w:before="20" w:after="20"/>
             </w:pPr>
             <w:r>
-              <w:t>158</w:t>
+              <w:t>VPN и удалённый доступ</w:t>
             </w:r>
           </w:p>
         </w:tc>
         <w:tc>
           <w:tcPr>
-            <w:tcW w:type="dxa" w:w="3400"/>
-          </w:tcPr>
-          <w:p>
-            <w:pPr>
-              <w:spacing w:before="20" w:after="20"/>
-            </w:pPr>
-            <w:r>
-              <w:t>6%</w:t>
-            </w:r>
-          </w:p>
-        </w:tc>
-      </w:tr>
-      <w:tr>
-        <w:tc>
-          <w:tcPr>
-            <w:tcW w:type="dxa" w:w="3400"/>
-          </w:tcPr>
-          <w:p>
-            <w:pPr>
-              <w:spacing w:before="20" w:after="20"/>
-            </w:pPr>
-            <w:r>
-              <w:t>Изменить права</w:t>
-            </w:r>
-          </w:p>
-        </w:tc>
-        <w:tc>
-          <w:tcPr>
-            <w:tcW w:type="dxa" w:w="3400"/>
-          </w:tcPr>
-          <w:p>
-            <w:pPr>
-              <w:spacing w:before="20" w:after="20"/>
-            </w:pPr>
-            <w:r>
-              <w:t>151</w:t>
-            </w:r>
-          </w:p>
-        </w:tc>
-        <w:tc>
-          <w:tcPr>
-            <w:tcW w:type="dxa" w:w="3400"/>
-          </w:tcPr>
-          <w:p>
-            <w:pPr>
-              <w:spacing w:before="20" w:after="20"/>
-            </w:pPr>
-            <w:r>
-              <w:t>5%</w:t>
-            </w:r>
-          </w:p>
-        </w:tc>
-      </w:tr>
-    </w:tbl>
-    <w:p/>
-    <w:tbl>
-      <w:tblPr>
-        <w:tblStyle w:val="TableGrid"/>
-        <w:tblW w:type="auto" w:w="0"/>
-        <w:jc w:val="center"/>
-        <w:tblLook w:firstColumn="1" w:firstRow="1" w:lastColumn="0" w:lastRow="0" w:noHBand="0" w:noVBand="1" w:val="04A0"/>
-      </w:tblPr>
-      <w:tblGrid>
-        <w:gridCol w:w="5100"/>
-        <w:gridCol w:w="5100"/>
-      </w:tblGrid>
-      <w:tr>
-        <w:tc>
-          <w:tcPr>
-            <w:tcW w:type="dxa" w:w="5100"/>
-          </w:tcPr>
-          <w:p>
-            <w:pPr>
-              <w:spacing w:before="20" w:after="20"/>
-            </w:pPr>
-            <w:r>
-              <w:rPr>
-                <w:b/>
-              </w:rPr>
-              <w:t>Система</w:t>
-            </w:r>
-          </w:p>
-        </w:tc>
-        <w:tc>
-          <w:tcPr>
-            <w:tcW w:type="dxa" w:w="5100"/>
-          </w:tcPr>
-          <w:p>
-            <w:pPr>
-              <w:spacing w:before="20" w:after="20"/>
-            </w:pPr>
-            <w:r>
-              <w:rPr>
-                <w:b/>
-              </w:rPr>
-              <w:t>Заявок</w:t>
-            </w:r>
-          </w:p>
-        </w:tc>
-      </w:tr>
-      <w:tr>
-        <w:tc>
-          <w:tcPr>
-            <w:tcW w:type="dxa" w:w="5100"/>
-          </w:tcPr>
-          <w:p>
-            <w:pPr>
-              <w:spacing w:before="20" w:after="20"/>
-            </w:pPr>
-            <w:r>
-              <w:t>1С и удалённый рабочий стол</w:t>
-            </w:r>
-          </w:p>
-        </w:tc>
-        <w:tc>
-          <w:tcPr>
-            <w:tcW w:type="dxa" w:w="5100"/>
-          </w:tcPr>
-          <w:p>
-            <w:pPr>
-              <w:spacing w:before="20" w:after="20"/>
-            </w:pPr>
-            <w:r>
-              <w:t>1 766</w:t>
-            </w:r>
-          </w:p>
-        </w:tc>
-      </w:tr>
-      <w:tr>
-        <w:tc>
-          <w:tcPr>
-            <w:tcW w:type="dxa" w:w="5100"/>
-          </w:tcPr>
-          <w:p>
-            <w:pPr>
-              <w:spacing w:before="20" w:after="20"/>
-            </w:pPr>
-            <w:r>
-              <w:t>Битрикс24</w:t>
-            </w:r>
-          </w:p>
-        </w:tc>
-        <w:tc>
-          <w:tcPr>
-            <w:tcW w:type="dxa" w:w="5100"/>
-          </w:tcPr>
-          <w:p>
-            <w:pPr>
-              <w:spacing w:before="20" w:after="20"/>
-            </w:pPr>
-            <w:r>
-              <w:t>1 035</w:t>
-            </w:r>
-          </w:p>
-        </w:tc>
-      </w:tr>
-      <w:tr>
-        <w:tc>
-          <w:tcPr>
-            <w:tcW w:type="dxa" w:w="5100"/>
-          </w:tcPr>
-          <w:p>
-            <w:pPr>
-              <w:spacing w:before="20" w:after="20"/>
-            </w:pPr>
-            <w:r>
-              <w:t>Корпоративная почта</w:t>
-            </w:r>
-          </w:p>
-        </w:tc>
-        <w:tc>
-          <w:tcPr>
-            <w:tcW w:type="dxa" w:w="5100"/>
-          </w:tcPr>
-          <w:p>
-            <w:pPr>
-              <w:spacing w:before="20" w:after="20"/>
-            </w:pPr>
-            <w:r>
-              <w:t>174</w:t>
-            </w:r>
-          </w:p>
-        </w:tc>
-      </w:tr>
-      <w:tr>
-        <w:tc>
-          <w:tcPr>
-            <w:tcW w:type="dxa" w:w="5100"/>
-          </w:tcPr>
-          <w:p>
-            <w:pPr>
-              <w:spacing w:before="20" w:after="20"/>
-            </w:pPr>
-            <w:r>
-              <w:t>Телефония (Voximplant, Билайн, Lexisvoice)</w:t>
-            </w:r>
-          </w:p>
-        </w:tc>
-        <w:tc>
-          <w:tcPr>
-            <w:tcW w:type="dxa" w:w="5100"/>
-          </w:tcPr>
-          <w:p>
-            <w:pPr>
-              <w:spacing w:before="20" w:after="20"/>
-            </w:pPr>
-            <w:r>
-              <w:t>68</w:t>
-            </w:r>
-          </w:p>
-        </w:tc>
-      </w:tr>
-      <w:tr>
-        <w:tc>
-          <w:tcPr>
-            <w:tcW w:type="dxa" w:w="5100"/>
-          </w:tcPr>
-          <w:p>
-            <w:pPr>
-              <w:spacing w:before="20" w:after="20"/>
-            </w:pPr>
-            <w:r>
-              <w:t>VPN</w:t>
-            </w:r>
-          </w:p>
-        </w:tc>
-        <w:tc>
-          <w:tcPr>
-            <w:tcW w:type="dxa" w:w="5100"/>
+            <w:tcW w:type="dxa" w:w="2550"/>
           </w:tcPr>
           <w:p>
             <w:pPr>
@@ -584,31 +492,16 @@
             </w:r>
           </w:p>
         </w:tc>
-      </w:tr>
-      <w:tr>
         <w:tc>
           <w:tcPr>
-            <w:tcW w:type="dxa" w:w="5100"/>
+            <w:tcW w:type="dxa" w:w="2550"/>
           </w:tcPr>
           <w:p>
             <w:pPr>
               <w:spacing w:before="20" w:after="20"/>
             </w:pPr>
             <w:r>
-              <w:t>Аналитика PowerBI</w:t>
-            </w:r>
-          </w:p>
-        </w:tc>
-        <w:tc>
-          <w:tcPr>
-            <w:tcW w:type="dxa" w:w="5100"/>
-          </w:tcPr>
-          <w:p>
-            <w:pPr>
-              <w:spacing w:before="20" w:after="20"/>
-            </w:pPr>
-            <w:r>
-              <w:t>20</w:t>
+              <w:t>4%</w:t>
             </w:r>
           </w:p>
         </w:tc>
@@ -616,104 +509,7 @@
       <w:tr>
         <w:tc>
           <w:tcPr>
-            <w:tcW w:type="dxa" w:w="5100"/>
-          </w:tcPr>
-          <w:p>
-            <w:pPr>
-              <w:spacing w:before="20" w:after="20"/>
-            </w:pPr>
-            <w:r>
-              <w:t>Сервера банков</w:t>
-            </w:r>
-          </w:p>
-        </w:tc>
-        <w:tc>
-          <w:tcPr>
-            <w:tcW w:type="dxa" w:w="5100"/>
-          </w:tcPr>
-          <w:p>
-            <w:pPr>
-              <w:spacing w:before="20" w:after="20"/>
-            </w:pPr>
-            <w:r>
-              <w:t>19</w:t>
-            </w:r>
-          </w:p>
-        </w:tc>
-      </w:tr>
-      <w:tr>
-        <w:tc>
-          <w:tcPr>
-            <w:tcW w:type="dxa" w:w="5100"/>
-          </w:tcPr>
-          <w:p>
-            <w:pPr>
-              <w:spacing w:before="20" w:after="20"/>
-            </w:pPr>
-            <w:r>
-              <w:t>Домены</w:t>
-            </w:r>
-          </w:p>
-        </w:tc>
-        <w:tc>
-          <w:tcPr>
-            <w:tcW w:type="dxa" w:w="5100"/>
-          </w:tcPr>
-          <w:p>
-            <w:pPr>
-              <w:spacing w:before="20" w:after="20"/>
-            </w:pPr>
-            <w:r>
-              <w:t>13</w:t>
-            </w:r>
-          </w:p>
-        </w:tc>
-      </w:tr>
-      <w:tr>
-        <w:tc>
-          <w:tcPr>
-            <w:tcW w:type="dxa" w:w="5100"/>
-          </w:tcPr>
-          <w:p>
-            <w:pPr>
-              <w:spacing w:before="20" w:after="20"/>
-            </w:pPr>
-            <w:r>
-              <w:t>КонсультантПлюс</w:t>
-            </w:r>
-          </w:p>
-        </w:tc>
-        <w:tc>
-          <w:tcPr>
-            <w:tcW w:type="dxa" w:w="5100"/>
-          </w:tcPr>
-          <w:p>
-            <w:pPr>
-              <w:spacing w:before="20" w:after="20"/>
-            </w:pPr>
-            <w:r>
-              <w:t>10</w:t>
-            </w:r>
-          </w:p>
-        </w:tc>
-      </w:tr>
-      <w:tr>
-        <w:tc>
-          <w:tcPr>
-            <w:tcW w:type="dxa" w:w="5100"/>
-          </w:tcPr>
-          <w:p>
-            <w:pPr>
-              <w:spacing w:before="20" w:after="20"/>
-            </w:pPr>
-            <w:r>
-              <w:t>Сим-карты</w:t>
-            </w:r>
-          </w:p>
-        </w:tc>
-        <w:tc>
-          <w:tcPr>
-            <w:tcW w:type="dxa" w:w="5100"/>
+            <w:tcW w:type="dxa" w:w="2550"/>
           </w:tcPr>
           <w:p>
             <w:pPr>
@@ -724,9 +520,110 @@
             </w:r>
           </w:p>
         </w:tc>
+        <w:tc>
+          <w:tcPr>
+            <w:tcW w:type="dxa" w:w="2550"/>
+          </w:tcPr>
+          <w:p>
+            <w:pPr>
+              <w:spacing w:before="20" w:after="20"/>
+            </w:pPr>
+            <w:r>
+              <w:t>Прочие сервисы</w:t>
+            </w:r>
+          </w:p>
+        </w:tc>
+        <w:tc>
+          <w:tcPr>
+            <w:tcW w:type="dxa" w:w="2550"/>
+          </w:tcPr>
+          <w:p>
+            <w:pPr>
+              <w:spacing w:before="20" w:after="20"/>
+            </w:pPr>
+            <w:r>
+              <w:t>57</w:t>
+            </w:r>
+          </w:p>
+        </w:tc>
+        <w:tc>
+          <w:tcPr>
+            <w:tcW w:type="dxa" w:w="2550"/>
+          </w:tcPr>
+          <w:p>
+            <w:pPr>
+              <w:spacing w:before="20" w:after="20"/>
+            </w:pPr>
+            <w:r>
+              <w:t>2%</w:t>
+            </w:r>
+          </w:p>
+        </w:tc>
+      </w:tr>
+      <w:tr>
+        <w:tc>
+          <w:tcPr>
+            <w:tcW w:type="dxa" w:w="2550"/>
+          </w:tcPr>
+          <w:p>
+            <w:pPr>
+              <w:spacing w:before="20" w:after="20"/>
+            </w:pPr>
+            <w:r>
+              <w:t>1</w:t>
+            </w:r>
+          </w:p>
+        </w:tc>
+        <w:tc>
+          <w:tcPr>
+            <w:tcW w:type="dxa" w:w="2550"/>
+          </w:tcPr>
+          <w:p>
+            <w:pPr>
+              <w:spacing w:before="20" w:after="20"/>
+            </w:pPr>
+            <w:r>
+              <w:t>Процесс работы с заявками (сквозной)</w:t>
+            </w:r>
+          </w:p>
+        </w:tc>
+        <w:tc>
+          <w:tcPr>
+            <w:tcW w:type="dxa" w:w="2550"/>
+          </w:tcPr>
+          <w:p>
+            <w:pPr>
+              <w:spacing w:before="20" w:after="20"/>
+            </w:pPr>
+            <w:r>
+              <w:t>—</w:t>
+            </w:r>
+          </w:p>
+        </w:tc>
+        <w:tc>
+          <w:tcPr>
+            <w:tcW w:type="dxa" w:w="2550"/>
+          </w:tcPr>
+          <w:p>
+            <w:pPr>
+              <w:spacing w:before="20" w:after="20"/>
+            </w:pPr>
+            <w:r>
+              <w:t>10%</w:t>
+            </w:r>
+          </w:p>
+        </w:tc>
       </w:tr>
     </w:tbl>
     <w:p/>
+    <w:p>
+      <w:r>
+        <w:rPr>
+          <w:i/>
+        </w:rPr>
+        <w:t>Сервисы 2 и 3 в системе учитываются одной услугой «1С и удалённый рабочий стол» (1 766 заявок). В плане они разделены: у них разные операции и разные инструменты.</w:t>
+      </w:r>
+    </w:p>
     <w:p>
       <w:pPr>
         <w:pStyle w:val="Heading3"/>
@@ -738,16 +635,10 @@
         <w:t>Структура оценки</w:t>
       </w:r>
     </w:p>
-    <w:p>
-      <w:r>
-        <w:t>Аттестация состоит из трёх частей:</w:t>
-      </w:r>
-    </w:p>
     <w:tbl>
       <w:tblPr>
         <w:tblStyle w:val="TableGrid"/>
         <w:tblW w:type="auto" w:w="0"/>
-        <w:jc w:val="center"/>
         <w:tblLook w:firstColumn="1" w:firstRow="1" w:lastColumn="0" w:lastRow="0" w:noHBand="0" w:noVBand="1" w:val="04A0"/>
       </w:tblPr>
       <w:tblGrid>
@@ -798,7 +689,7 @@
               <w:spacing w:before="20" w:after="20"/>
             </w:pPr>
             <w:r>
-              <w:t>Теория (разделы 1–5)</w:t>
+              <w:t>Теория (разделы 1–8)</w:t>
             </w:r>
           </w:p>
         </w:tc>
@@ -826,7 +717,7 @@
               <w:spacing w:before="20" w:after="20"/>
             </w:pPr>
             <w:r>
-              <w:t>Практические кейсы (раздел 6)</w:t>
+              <w:t>Практические кейсы (раздел 9)</w:t>
             </w:r>
           </w:p>
         </w:tc>
@@ -882,19 +773,22 @@
         <w:t>Шкала:</w:t>
       </w:r>
       <w:r>
-        <w:t xml:space="preserve"> каждый вопрос — 0/1/2 балла (не знает / знает частично / знает уверенно).</w:t>
-      </w:r>
-    </w:p>
-    <w:p>
-      <w:r>
-        <w:t>Разделы неравнозначны: в разделе 5 много мелких сервисов и вопросов, но заявок по ним мало. Поэтому балл считается не суммой, а так: по каждому разделу берётся процент выполнения, затем он умножается на вес раздела. Вес задан по доле заявок.</w:t>
+        <w:t xml:space="preserve"> каждый вопрос — 0/1/2 балла (не знает / знает частично / знает уверенно). Всего </w:t>
+      </w:r>
+      <w:r>
+        <w:rPr>
+          <w:b/>
+        </w:rPr>
+        <w:t>182 вопроса</w:t>
+      </w:r>
+      <w:r>
+        <w:t xml:space="preserve"> в 41 подпункте.</w:t>
       </w:r>
     </w:p>
     <w:tbl>
       <w:tblPr>
         <w:tblStyle w:val="TableGrid"/>
         <w:tblW w:type="auto" w:w="0"/>
-        <w:jc w:val="center"/>
         <w:tblLook w:firstColumn="1" w:firstRow="1" w:lastColumn="0" w:lastRow="0" w:noHBand="0" w:noVBand="1" w:val="04A0"/>
       </w:tblPr>
       <w:tblGrid>
@@ -1018,7 +912,7 @@
               <w:spacing w:before="20" w:after="20"/>
             </w:pPr>
             <w:r>
-              <w:t>15%</w:t>
+              <w:t>10%</w:t>
             </w:r>
           </w:p>
         </w:tc>
@@ -1033,7 +927,7 @@
               <w:spacing w:before="20" w:after="20"/>
             </w:pPr>
             <w:r>
-              <w:t>2. Учётные записи и доступы</w:t>
+              <w:t>2. Удалённый рабочий стол (RDP)</w:t>
             </w:r>
           </w:p>
         </w:tc>
@@ -1046,7 +940,7 @@
               <w:spacing w:before="20" w:after="20"/>
             </w:pPr>
             <w:r>
-              <w:t>31</w:t>
+              <w:t>34</w:t>
             </w:r>
           </w:p>
         </w:tc>
@@ -1059,7 +953,115 @@
               <w:spacing w:before="20" w:after="20"/>
             </w:pPr>
             <w:r>
-              <w:t>62</w:t>
+              <w:t>68</w:t>
+            </w:r>
+          </w:p>
+        </w:tc>
+        <w:tc>
+          <w:tcPr>
+            <w:tcW w:type="dxa" w:w="2550"/>
+          </w:tcPr>
+          <w:p>
+            <w:pPr>
+              <w:spacing w:before="20" w:after="20"/>
+            </w:pPr>
+            <w:r>
+              <w:t>18%</w:t>
+            </w:r>
+          </w:p>
+        </w:tc>
+      </w:tr>
+      <w:tr>
+        <w:tc>
+          <w:tcPr>
+            <w:tcW w:type="dxa" w:w="2550"/>
+          </w:tcPr>
+          <w:p>
+            <w:pPr>
+              <w:spacing w:before="20" w:after="20"/>
+            </w:pPr>
+            <w:r>
+              <w:t>3. 1С: МИС, Бухгалтерия, ЗУП</w:t>
+            </w:r>
+          </w:p>
+        </w:tc>
+        <w:tc>
+          <w:tcPr>
+            <w:tcW w:type="dxa" w:w="2550"/>
+          </w:tcPr>
+          <w:p>
+            <w:pPr>
+              <w:spacing w:before="20" w:after="20"/>
+            </w:pPr>
+            <w:r>
+              <w:t>47</w:t>
+            </w:r>
+          </w:p>
+        </w:tc>
+        <w:tc>
+          <w:tcPr>
+            <w:tcW w:type="dxa" w:w="2550"/>
+          </w:tcPr>
+          <w:p>
+            <w:pPr>
+              <w:spacing w:before="20" w:after="20"/>
+            </w:pPr>
+            <w:r>
+              <w:t>94</w:t>
+            </w:r>
+          </w:p>
+        </w:tc>
+        <w:tc>
+          <w:tcPr>
+            <w:tcW w:type="dxa" w:w="2550"/>
+          </w:tcPr>
+          <w:p>
+            <w:pPr>
+              <w:spacing w:before="20" w:after="20"/>
+            </w:pPr>
+            <w:r>
+              <w:t>30%</w:t>
+            </w:r>
+          </w:p>
+        </w:tc>
+      </w:tr>
+      <w:tr>
+        <w:tc>
+          <w:tcPr>
+            <w:tcW w:type="dxa" w:w="2550"/>
+          </w:tcPr>
+          <w:p>
+            <w:pPr>
+              <w:spacing w:before="20" w:after="20"/>
+            </w:pPr>
+            <w:r>
+              <w:t>4. Битрикс24</w:t>
+            </w:r>
+          </w:p>
+        </w:tc>
+        <w:tc>
+          <w:tcPr>
+            <w:tcW w:type="dxa" w:w="2550"/>
+          </w:tcPr>
+          <w:p>
+            <w:pPr>
+              <w:spacing w:before="20" w:after="20"/>
+            </w:pPr>
+            <w:r>
+              <w:t>29</w:t>
+            </w:r>
+          </w:p>
+        </w:tc>
+        <w:tc>
+          <w:tcPr>
+            <w:tcW w:type="dxa" w:w="2550"/>
+          </w:tcPr>
+          <w:p>
+            <w:pPr>
+              <w:spacing w:before="20" w:after="20"/>
+            </w:pPr>
+            <w:r>
+              <w:t>58</w:t>
             </w:r>
           </w:p>
         </w:tc>
@@ -1087,7 +1089,7 @@
               <w:spacing w:before="20" w:after="20"/>
             </w:pPr>
             <w:r>
-              <w:t>3. 1С и удалённый рабочий стол</w:t>
+              <w:t>5. Корпоративная почта</w:t>
             </w:r>
           </w:p>
         </w:tc>
@@ -1100,48 +1102,7 @@
               <w:spacing w:before="20" w:after="20"/>
             </w:pPr>
             <w:r>
-              <w:t>49</w:t>
-            </w:r>
-          </w:p>
-        </w:tc>
-        <w:tc>
-          <w:tcPr>
-            <w:tcW w:type="dxa" w:w="2550"/>
-          </w:tcPr>
-          <w:p>
-            <w:pPr>
-              <w:spacing w:before="20" w:after="20"/>
-            </w:pPr>
-            <w:r>
-              <w:t>98</w:t>
-            </w:r>
-          </w:p>
-        </w:tc>
-        <w:tc>
-          <w:tcPr>
-            <w:tcW w:type="dxa" w:w="2550"/>
-          </w:tcPr>
-          <w:p>
-            <w:pPr>
-              <w:spacing w:before="20" w:after="20"/>
-            </w:pPr>
-            <w:r>
-              <w:t>35%</w:t>
-            </w:r>
-          </w:p>
-        </w:tc>
-      </w:tr>
-      <w:tr>
-        <w:tc>
-          <w:tcPr>
-            <w:tcW w:type="dxa" w:w="2550"/>
-          </w:tcPr>
-          <w:p>
-            <w:pPr>
-              <w:spacing w:before="20" w:after="20"/>
-            </w:pPr>
-            <w:r>
-              <w:t>4. Битрикс24</w:t>
+              <w:t>11</w:t>
             </w:r>
           </w:p>
         </w:tc>
@@ -1167,20 +1128,7 @@
               <w:spacing w:before="20" w:after="20"/>
             </w:pPr>
             <w:r>
-              <w:t>44</w:t>
-            </w:r>
-          </w:p>
-        </w:tc>
-        <w:tc>
-          <w:tcPr>
-            <w:tcW w:type="dxa" w:w="2550"/>
-          </w:tcPr>
-          <w:p>
-            <w:pPr>
-              <w:spacing w:before="20" w:after="20"/>
-            </w:pPr>
-            <w:r>
-              <w:t>18%</w:t>
+              <w:t>8%</w:t>
             </w:r>
           </w:p>
         </w:tc>
@@ -1195,7 +1143,7 @@
               <w:spacing w:before="20" w:after="20"/>
             </w:pPr>
             <w:r>
-              <w:t>5. Почта, телефония, прочие сервисы</w:t>
+              <w:t>6. Телефония</w:t>
             </w:r>
           </w:p>
         </w:tc>
@@ -1208,7 +1156,7 @@
               <w:spacing w:before="20" w:after="20"/>
             </w:pPr>
             <w:r>
-              <w:t>37</w:t>
+              <w:t>15</w:t>
             </w:r>
           </w:p>
         </w:tc>
@@ -1221,7 +1169,7 @@
               <w:spacing w:before="20" w:after="20"/>
             </w:pPr>
             <w:r>
-              <w:t>74</w:t>
+              <w:t>30</w:t>
             </w:r>
           </w:p>
         </w:tc>
@@ -1234,7 +1182,115 @@
               <w:spacing w:before="20" w:after="20"/>
             </w:pPr>
             <w:r>
-              <w:t>10%</w:t>
+              <w:t>6%</w:t>
+            </w:r>
+          </w:p>
+        </w:tc>
+      </w:tr>
+      <w:tr>
+        <w:tc>
+          <w:tcPr>
+            <w:tcW w:type="dxa" w:w="2550"/>
+          </w:tcPr>
+          <w:p>
+            <w:pPr>
+              <w:spacing w:before="20" w:after="20"/>
+            </w:pPr>
+            <w:r>
+              <w:t>7. VPN и удалённый доступ</w:t>
+            </w:r>
+          </w:p>
+        </w:tc>
+        <w:tc>
+          <w:tcPr>
+            <w:tcW w:type="dxa" w:w="2550"/>
+          </w:tcPr>
+          <w:p>
+            <w:pPr>
+              <w:spacing w:before="20" w:after="20"/>
+            </w:pPr>
+            <w:r>
+              <w:t>7</w:t>
+            </w:r>
+          </w:p>
+        </w:tc>
+        <w:tc>
+          <w:tcPr>
+            <w:tcW w:type="dxa" w:w="2550"/>
+          </w:tcPr>
+          <w:p>
+            <w:pPr>
+              <w:spacing w:before="20" w:after="20"/>
+            </w:pPr>
+            <w:r>
+              <w:t>14</w:t>
+            </w:r>
+          </w:p>
+        </w:tc>
+        <w:tc>
+          <w:tcPr>
+            <w:tcW w:type="dxa" w:w="2550"/>
+          </w:tcPr>
+          <w:p>
+            <w:pPr>
+              <w:spacing w:before="20" w:after="20"/>
+            </w:pPr>
+            <w:r>
+              <w:t>4%</w:t>
+            </w:r>
+          </w:p>
+        </w:tc>
+      </w:tr>
+      <w:tr>
+        <w:tc>
+          <w:tcPr>
+            <w:tcW w:type="dxa" w:w="2550"/>
+          </w:tcPr>
+          <w:p>
+            <w:pPr>
+              <w:spacing w:before="20" w:after="20"/>
+            </w:pPr>
+            <w:r>
+              <w:t>8. Прочие сервисы</w:t>
+            </w:r>
+          </w:p>
+        </w:tc>
+        <w:tc>
+          <w:tcPr>
+            <w:tcW w:type="dxa" w:w="2550"/>
+          </w:tcPr>
+          <w:p>
+            <w:pPr>
+              <w:spacing w:before="20" w:after="20"/>
+            </w:pPr>
+            <w:r>
+              <w:t>14</w:t>
+            </w:r>
+          </w:p>
+        </w:tc>
+        <w:tc>
+          <w:tcPr>
+            <w:tcW w:type="dxa" w:w="2550"/>
+          </w:tcPr>
+          <w:p>
+            <w:pPr>
+              <w:spacing w:before="20" w:after="20"/>
+            </w:pPr>
+            <w:r>
+              <w:t>28</w:t>
+            </w:r>
+          </w:p>
+        </w:tc>
+        <w:tc>
+          <w:tcPr>
+            <w:tcW w:type="dxa" w:w="2550"/>
+          </w:tcPr>
+          <w:p>
+            <w:pPr>
+              <w:spacing w:before="20" w:after="20"/>
+            </w:pPr>
+            <w:r>
+              <w:t>2%</w:t>
             </w:r>
           </w:p>
         </w:tc>
@@ -1268,7 +1324,7 @@
               <w:rPr>
                 <w:b/>
               </w:rPr>
-              <w:t>164</w:t>
+              <w:t>182</w:t>
             </w:r>
           </w:p>
         </w:tc>
@@ -1284,7 +1340,7 @@
               <w:rPr>
                 <w:b/>
               </w:rPr>
-              <w:t>328</w:t>
+              <w:t>364</w:t>
             </w:r>
           </w:p>
         </w:tc>
@@ -1309,10 +1365,15 @@
     <w:p/>
     <w:p>
       <w:r>
+        <w:t>Разделы неравнозначны по числу вопросов и по важности. Поэтому итог считается не суммой баллов: по каждому разделу берётся процент выполнения и умножается на вес раздела.</w:t>
+      </w:r>
+    </w:p>
+    <w:p>
+      <w:r>
         <w:rPr>
           <w:i/>
         </w:rPr>
-        <w:t>Пример: в разделе 3 набрано 70 баллов из 98 — это 71%, в зачёт идёт 71% × 35% = 24,9 балла из 35 возможных.</w:t>
+        <w:t>Пример: в разделе 3 набрано 70 баллов из 98 — это 71%, в зачёт идёт 71% × 30% = 21,3 балла из 30 возможных.</w:t>
       </w:r>
     </w:p>
     <w:p>
@@ -1323,7 +1384,7 @@
         <w:t>Порог аттестации:</w:t>
       </w:r>
       <w:r>
-        <w:t xml:space="preserve"> 70% итогового балла, при этом не менее 60% в разделах 2 и 3 — это зона, где ошибка приводит к незакрытым доступам уволенных и простою клиник.</w:t>
+        <w:t xml:space="preserve"> 70% итогового балла, при этом не менее 60% в разделах 2, 3 и 4 — это зона, где ошибка приводит к простою клиник и незакрытым доступам уволенных.</w:t>
       </w:r>
     </w:p>
     <w:p>
@@ -1351,6 +1412,14 @@
       </w:r>
     </w:p>
     <w:p>
+      <w:r>
+        <w:rPr>
+          <w:b/>
+        </w:rPr>
+        <w:t>Сквозной раздел · вес 10%</w:t>
+      </w:r>
+    </w:p>
+    <w:p>
       <w:pPr>
         <w:pStyle w:val="Heading3"/>
       </w:pPr>
@@ -1362,16 +1431,11 @@
       </w:r>
     </w:p>
     <w:p>
-      <w:r>
-        <w:t>Сотрудник обязан безошибочно выбирать тип заявки и сервис — от этого зависит маршрутизация и SLA.</w:t>
-      </w:r>
-    </w:p>
-    <w:p>
       <w:pPr>
         <w:pStyle w:val="ListNumber"/>
       </w:pPr>
       <w:r>
-        <w:t>Перечислите все типы заявок в системе. В каком случае выбирается «Изменить права», а в каком «Предоставить доступ»?</w:t>
+        <w:t>Перечислите типы заявок. В каком случае выбирается «Изменить права», а в каком «Предоставить доступ»?</w:t>
       </w:r>
     </w:p>
     <w:p>
@@ -1379,7 +1443,7 @@
         <w:pStyle w:val="ListNumber"/>
       </w:pPr>
       <w:r>
-        <w:t>Пользователь пишет: «не могу зайти в МИС, пароль не подходит». Какой тип и какой сервис выберете?</w:t>
+        <w:t>Пользователь пишет «не могу зайти в МИС, пароль не подходит» — какой тип и сервис выберете?</w:t>
       </w:r>
     </w:p>
     <w:p>
@@ -1387,7 +1451,7 @@
         <w:pStyle w:val="ListNumber"/>
       </w:pPr>
       <w:r>
-        <w:t>Заявка: «уволился сотрудник, заберите все доступы». Сколько заявок нужно создать и каких?</w:t>
+        <w:t>«Уволился сотрудник, заберите все доступы» — сколько заявок нужно создать и каких?</w:t>
       </w:r>
     </w:p>
     <w:p>
@@ -1395,7 +1459,7 @@
         <w:pStyle w:val="ListNumber"/>
       </w:pPr>
       <w:r>
-        <w:t>Чем «Разблокировать пользователя» отличается от «Предоставить доступ»? Приведите пример каждого.</w:t>
+        <w:t>Чем «Разблокировать пользователя» отличается от «Предоставить доступ»?</w:t>
       </w:r>
     </w:p>
     <w:p>
@@ -1403,7 +1467,7 @@
         <w:pStyle w:val="ListNumber"/>
       </w:pPr>
       <w:r>
-        <w:t>Обращение пришло с типом «Сообщить о проблеме», но по сути это запрос доступа. Ваши действия?</w:t>
+        <w:t>Заявка пришла с типом «Сообщить о проблеме», но по сути это запрос доступа. Ваши действия?</w:t>
       </w:r>
     </w:p>
     <w:p>
@@ -1418,16 +1482,11 @@
       </w:r>
     </w:p>
     <w:p>
-      <w:r>
-        <w:t>В системе 18 типов полей; чаще всего заполняются ФИО, телефон, дата рождения, отдел, город, дата выхода, ID AnyDesk, фото сотрудника, необходимые базы 1С, наличие доступа к серверу, скриншот проблемы.</w:t>
-      </w:r>
-    </w:p>
-    <w:p>
       <w:pPr>
         <w:pStyle w:val="ListNumber"/>
       </w:pPr>
       <w:r>
-        <w:t>Какие поля обязательны при создании учётной записи новому сотруднику? Перечислите полностью.</w:t>
+        <w:t>Какие поля обязательны при создании учётной записи новому сотруднику?</w:t>
       </w:r>
     </w:p>
     <w:p>
@@ -1435,7 +1494,7 @@
         <w:pStyle w:val="ListNumber"/>
       </w:pPr>
       <w:r>
-        <w:t>Зачем в заявке поле «ID AnyDesk» и когда без него нельзя начинать работу?</w:t>
+        <w:t>Зачем нужно поле «ID AnyDesk» и когда без него нельзя начинать работу?</w:t>
       </w:r>
     </w:p>
     <w:p>
@@ -1443,7 +1502,7 @@
         <w:pStyle w:val="ListNumber"/>
       </w:pPr>
       <w:r>
-        <w:t>Поступила заявка с описанием «-» или «нет». Ваши действия по шагам?</w:t>
+        <w:t>Поступила заявка с описанием «-» или только скриншот. Ваши действия по шагам?</w:t>
       </w:r>
     </w:p>
     <w:p>
@@ -1451,7 +1510,7 @@
         <w:pStyle w:val="ListNumber"/>
       </w:pPr>
       <w:r>
-        <w:t>Какие данные нужно запросить, если пользователь пишет «не работает МИС» без уточнений?</w:t>
+        <w:t>Какие данные запросить, если пользователь пишет «не работает МИС» без уточнений?</w:t>
       </w:r>
     </w:p>
     <w:p>
@@ -1510,7 +1569,7 @@
         <w:pStyle w:val="ListNumber"/>
       </w:pPr>
       <w:r>
-        <w:t>Что делать, если по заявке истекает SLA, а решение зависит от пользователя?</w:t>
+        <w:t>Что делать, если истекает SLA, а решение зависит от пользователя?</w:t>
       </w:r>
     </w:p>
     <w:p>
@@ -1537,7 +1596,7 @@
         <w:pStyle w:val="ListNumber"/>
       </w:pPr>
       <w:r>
-        <w:t>Пользователь просит прислать чужой логин и пароль (таких обращений 33). Ваши действия и обоснование отказа?</w:t>
+        <w:t>Пользователь просит прислать чужой логин и пароль (33 таких обращения). Ваши действия?</w:t>
       </w:r>
     </w:p>
     <w:p>
@@ -1572,12 +1631,7 @@
         <w:rPr>
           <w:color w:val="1F3B57"/>
         </w:rPr>
-        <w:t>1.5. База знаний</w:t>
-      </w:r>
-    </w:p>
-    <w:p>
-      <w:r>
-        <w:t>В базе 38 статей, покрывающих большинство типовых операций.</w:t>
+        <w:t>1.5. База знаний и эскалация</w:t>
       </w:r>
     </w:p>
     <w:p>
@@ -1585,7 +1639,7 @@
         <w:pStyle w:val="ListNumber"/>
       </w:pPr>
       <w:r>
-        <w:t>Назовите статьи по работе с 1С и опишите, в каких ситуациях они применяются.</w:t>
+        <w:t>Назовите статьи по работе с 1С и ситуации, в которых они применяются.</w:t>
       </w:r>
     </w:p>
     <w:p>
@@ -1609,7 +1663,7 @@
         <w:pStyle w:val="ListNumber"/>
       </w:pPr>
       <w:r>
-        <w:t>Какая статья поможет при обращении «не печатает принтер на удалёнке»?</w:t>
+        <w:t>По каким признакам определяете, что заявку нужно передать выше?</w:t>
       </w:r>
     </w:p>
     <w:p>
@@ -1636,7 +1690,26 @@
         <w:rPr>
           <w:color w:val="1F3B57"/>
         </w:rPr>
-        <w:t>2. Учётные записи и управление доступом</w:t>
+        <w:t>2. Удалённый рабочий стол (RDP)</w:t>
+      </w:r>
+    </w:p>
+    <w:p>
+      <w:r>
+        <w:rPr>
+          <w:b/>
+        </w:rPr>
+        <w:t>261 заявка · вес 18%</w:t>
+      </w:r>
+    </w:p>
+    <w:p>
+      <w:pPr>
+        <w:pStyle w:val="Heading3"/>
+      </w:pPr>
+      <w:r>
+        <w:rPr>
+          <w:color w:val="1F3B57"/>
+        </w:rPr>
+        <w:t>2.1. Создание и блокировка пользователя</w:t>
       </w:r>
     </w:p>
     <w:p>
@@ -1644,7 +1717,55 @@
         <w:rPr>
           <w:i/>
         </w:rPr>
-        <w:t>1 252 заявки на выдачу + 484 на блокировку + 158 на разблокировку + 151 на изменение прав</w:t>
+        <w:t>35 заявок на создание, 34 на блокировку, 23 на разблокировку</w:t>
+      </w:r>
+    </w:p>
+    <w:p>
+      <w:pPr>
+        <w:pStyle w:val="ListNumber"/>
+      </w:pPr>
+      <w:r>
+        <w:t>Опишите порядок создания учётной записи в Active Directory.</w:t>
+      </w:r>
+    </w:p>
+    <w:p>
+      <w:pPr>
+        <w:pStyle w:val="ListNumber"/>
+      </w:pPr>
+      <w:r>
+        <w:t>В какие группы AD DS нужно включить пользователя для доступа к терминалу?</w:t>
+      </w:r>
+    </w:p>
+    <w:p>
+      <w:pPr>
+        <w:pStyle w:val="ListNumber"/>
+      </w:pPr>
+      <w:r>
+        <w:t>Как устроено именование учётных записей и как задаётся первичный пароль?</w:t>
+      </w:r>
+    </w:p>
+    <w:p>
+      <w:pPr>
+        <w:pStyle w:val="ListNumber"/>
+      </w:pPr>
+      <w:r>
+        <w:t>Порядок блокировки доступа к терминалу при увольнении.</w:t>
+      </w:r>
+    </w:p>
+    <w:p>
+      <w:pPr>
+        <w:pStyle w:val="ListNumber"/>
+      </w:pPr>
+      <w:r>
+        <w:t>Причины автоматической блокировки учётной записи и порядок разблокировки.</w:t>
+      </w:r>
+    </w:p>
+    <w:p>
+      <w:pPr>
+        <w:pStyle w:val="ListNumber"/>
+      </w:pPr>
+      <w:r>
+        <w:t>Что проверить, если созданная учётная запись не пускает пользователя на терминал?</w:t>
       </w:r>
     </w:p>
     <w:p>
@@ -1655,7 +1776,15 @@
         <w:rPr>
           <w:color w:val="1F3B57"/>
         </w:rPr>
-        <w:t>2.1. Приём сотрудника — сквозной процесс</w:t>
+        <w:t>2.2. Проблемы с подключением</w:t>
+      </w:r>
+    </w:p>
+    <w:p>
+      <w:r>
+        <w:rPr>
+          <w:i/>
+        </w:rPr>
+        <w:t>56 обращений</w:t>
       </w:r>
     </w:p>
     <w:p>
@@ -1663,7 +1792,7 @@
         <w:pStyle w:val="ListNumber"/>
       </w:pPr>
       <w:r>
-        <w:t>Перечислите по порядку все системы, в которых заводится новый сотрудник.</w:t>
+        <w:t>Назовите стандартные ошибки при подключении к серверу и причину каждой.</w:t>
       </w:r>
     </w:p>
     <w:p>
@@ -1671,7 +1800,7 @@
         <w:pStyle w:val="ListNumber"/>
       </w:pPr>
       <w:r>
-        <w:t>Какие данные нужно собрать до начала работ?</w:t>
+        <w:t>Ошибка «недопустимые учётные данные» при верном логине и пароле — ваши действия.</w:t>
       </w:r>
     </w:p>
     <w:p>
@@ -1679,7 +1808,7 @@
         <w:pStyle w:val="ListNumber"/>
       </w:pPr>
       <w:r>
-        <w:t>Сотрудник выходит в клинике другого города — что меняется в процессе?</w:t>
+        <w:t>Пропал ярлык подключения к удалённому рабочему столу — порядок восстановления.</w:t>
       </w:r>
     </w:p>
     <w:p>
@@ -1687,7 +1816,7 @@
         <w:pStyle w:val="ListNumber"/>
       </w:pPr>
       <w:r>
-        <w:t>Как определить, какие базы 1С нужны конкретному сотруднику?</w:t>
+        <w:t>Ярлык RDP не сохраняет настройки — что делать?</w:t>
       </w:r>
     </w:p>
     <w:p>
@@ -1695,7 +1824,15 @@
         <w:pStyle w:val="ListNumber"/>
       </w:pPr>
       <w:r>
-        <w:t>Кто согласует выдачу доступа и в каких случаях согласование обязательно?</w:t>
+        <w:t>Пользователя «выкинуло с удалёнки» — порядок восстановления.</w:t>
+      </w:r>
+    </w:p>
+    <w:p>
+      <w:pPr>
+        <w:pStyle w:val="ListNumber"/>
+      </w:pPr>
+      <w:r>
+        <w:t>Как отличить проблему на стороне пользователя (интернет, питание) от недоступности сервера?</w:t>
       </w:r>
     </w:p>
     <w:p>
@@ -1706,7 +1843,7 @@
         <w:rPr>
           <w:color w:val="1F3B57"/>
         </w:rPr>
-        <w:t>2.2. Создание учётной записи в Active Directory</w:t>
+        <w:t>2.3. Зависшие сеансы</w:t>
       </w:r>
     </w:p>
     <w:p>
@@ -1714,7 +1851,7 @@
         <w:rPr>
           <w:i/>
         </w:rPr>
-        <w:t>Упоминания AD и домена — 193 заявки</w:t>
+        <w:t>Ошибка «пользователь уже в сети» — частая причина повторных обращений</w:t>
       </w:r>
     </w:p>
     <w:p>
@@ -1722,7 +1859,7 @@
         <w:pStyle w:val="ListNumber"/>
       </w:pPr>
       <w:r>
-        <w:t>Опишите порядок создания учётной записи в AD.</w:t>
+        <w:t>Как закрыть зависший сеанс пользователя на удалённом терминале?</w:t>
       </w:r>
     </w:p>
     <w:p>
@@ -1730,7 +1867,7 @@
         <w:pStyle w:val="ListNumber"/>
       </w:pPr>
       <w:r>
-        <w:t>В какие группы AD DS нужно включить пользователя для доступа к удалённому терминалу?</w:t>
+        <w:t>Пользователь видит «пользователь уже вошёл с другого устройства» — порядок действий.</w:t>
       </w:r>
     </w:p>
     <w:p>
@@ -1738,7 +1875,7 @@
         <w:pStyle w:val="ListNumber"/>
       </w:pPr>
       <w:r>
-        <w:t>Как задаётся первичный пароль и каковы требования к нему?</w:t>
+        <w:t>Как отличить зависший сеанс от нехватки лицензий?</w:t>
       </w:r>
     </w:p>
     <w:p>
@@ -1746,15 +1883,7 @@
         <w:pStyle w:val="ListNumber"/>
       </w:pPr>
       <w:r>
-        <w:t>Что проверить, если созданная УЗ не пускает пользователя на терминал?</w:t>
-      </w:r>
-    </w:p>
-    <w:p>
-      <w:pPr>
-        <w:pStyle w:val="ListNumber"/>
-      </w:pPr>
-      <w:r>
-        <w:t>Как устроено именование учётных записей?</w:t>
+        <w:t>Сеанс висит больше часа — что проверить перед сбросом?</w:t>
       </w:r>
     </w:p>
     <w:p>
@@ -1765,7 +1894,7 @@
         <w:rPr>
           <w:color w:val="1F3B57"/>
         </w:rPr>
-        <w:t>2.3. Блокировка при увольнении</w:t>
+        <w:t>2.4. Права и доступ к папкам</w:t>
       </w:r>
     </w:p>
     <w:p>
@@ -1773,7 +1902,7 @@
         <w:rPr>
           <w:i/>
         </w:rPr>
-        <w:t>484 заявки, из них 277 прямо связаны с увольнением</w:t>
+        <w:t>16 обращений по папкам и ярлыкам</w:t>
       </w:r>
     </w:p>
     <w:p>
@@ -1781,16 +1910,7 @@
         <w:pStyle w:val="ListNumber"/>
       </w:pPr>
       <w:r>
-        <w:t xml:space="preserve">Перечислите </w:t>
-      </w:r>
-      <w:r>
-        <w:rPr>
-          <w:b/>
-        </w:rPr>
-        <w:t>все</w:t>
-      </w:r>
-      <w:r>
-        <w:t xml:space="preserve"> системы, где нужно заблокировать уволенного: AD, 1С, Битрикс24, почта, телефония, PowerBI, КонсультантПлюс, help-km.ru.</w:t>
+        <w:t>Как выдать доступ к общим сетевым папкам?</w:t>
       </w:r>
     </w:p>
     <w:p>
@@ -1798,7 +1918,7 @@
         <w:pStyle w:val="ListNumber"/>
       </w:pPr>
       <w:r>
-        <w:t>В какой последовательности выполняется блокировка и почему порядок важен?</w:t>
+        <w:t>Как настроить ярлыки сетевых папок на удалённом терминале?</w:t>
       </w:r>
     </w:p>
     <w:p>
@@ -1806,7 +1926,7 @@
         <w:pStyle w:val="ListNumber"/>
       </w:pPr>
       <w:r>
-        <w:t>Как убедиться, что блокировка выполнена полностью? Чем подтверждается результат?</w:t>
+        <w:t>Пользователь не видит папку, к которой ему выдали доступ. Диагностика?</w:t>
       </w:r>
     </w:p>
     <w:p>
@@ -1814,23 +1934,7 @@
         <w:pStyle w:val="ListNumber"/>
       </w:pPr>
       <w:r>
-        <w:t>Сотрудник увольняется в Казахстане — какие отличия в процессе?</w:t>
-      </w:r>
-    </w:p>
-    <w:p>
-      <w:pPr>
-        <w:pStyle w:val="ListNumber"/>
-      </w:pPr>
-      <w:r>
-        <w:t>Что делать с рабочими данными, почтой и звонками уволенного?</w:t>
-      </w:r>
-    </w:p>
-    <w:p>
-      <w:pPr>
-        <w:pStyle w:val="ListNumber"/>
-      </w:pPr>
-      <w:r>
-        <w:t>Заявка на блокировку пришла без даты увольнения. Ваши действия?</w:t>
+        <w:t>Как проверить фактические права пользователя на папку?</w:t>
       </w:r>
     </w:p>
     <w:p>
@@ -1841,7 +1945,7 @@
         <w:rPr>
           <w:color w:val="1F3B57"/>
         </w:rPr>
-        <w:t>2.4. Разблокировка пользователя</w:t>
+        <w:t>2.5. Печать с удалённого рабочего стола</w:t>
       </w:r>
     </w:p>
     <w:p>
@@ -1849,7 +1953,7 @@
         <w:rPr>
           <w:i/>
         </w:rPr>
-        <w:t>158 заявок</w:t>
+        <w:t>29 обращений по печати в целом</w:t>
       </w:r>
     </w:p>
     <w:p>
@@ -1857,7 +1961,7 @@
         <w:pStyle w:val="ListNumber"/>
       </w:pPr>
       <w:r>
-        <w:t>Назовите причины, по которым учётная запись блокируется автоматически.</w:t>
+        <w:t>Принтер не отображается на удалённом рабочем столе — порядок действий.</w:t>
       </w:r>
     </w:p>
     <w:p>
@@ -1865,7 +1969,7 @@
         <w:pStyle w:val="ListNumber"/>
       </w:pPr>
       <w:r>
-        <w:t>Пользователь долго не заходил, и его «автоматически уволили» в Битрикс24. Как восстановить?</w:t>
+        <w:t>Документ уходит на печать, но не печатается. Диагностика?</w:t>
       </w:r>
     </w:p>
     <w:p>
@@ -1873,7 +1977,7 @@
         <w:pStyle w:val="ListNumber"/>
       </w:pPr>
       <w:r>
-        <w:t>Чем блокировка в AD отличается от блокировки в 1С по внешним признакам?</w:t>
+        <w:t>Как проверить проброс принтера в сессию?</w:t>
       </w:r>
     </w:p>
     <w:p>
@@ -1881,7 +1985,7 @@
         <w:pStyle w:val="ListNumber"/>
       </w:pPr>
       <w:r>
-        <w:t>Какие проверки нужно сделать перед разблокировкой?</w:t>
+        <w:t>Печать с терминала идёт с задержкой в минуту — что проверить?</w:t>
       </w:r>
     </w:p>
     <w:p>
@@ -1889,7 +1993,7 @@
         <w:pStyle w:val="ListNumber"/>
       </w:pPr>
       <w:r>
-        <w:t>Пользователь заблокирован третий раз за неделю. Ваши действия помимо разблокировки?</w:t>
+        <w:t>«Слетел принтер после отключения сервера» — порядок восстановления.</w:t>
       </w:r>
     </w:p>
     <w:p>
@@ -1900,7 +2004,7 @@
         <w:rPr>
           <w:color w:val="1F3B57"/>
         </w:rPr>
-        <w:t>2.5. Изменение прав</w:t>
+        <w:t>2.6. Производительность и зависания</w:t>
       </w:r>
     </w:p>
     <w:p>
@@ -1908,7 +2012,7 @@
         <w:rPr>
           <w:i/>
         </w:rPr>
-        <w:t>151 заявка</w:t>
+        <w:t>16 обращений по этому сервису</w:t>
       </w:r>
     </w:p>
     <w:p>
@@ -1916,7 +2020,7 @@
         <w:pStyle w:val="ListNumber"/>
       </w:pPr>
       <w:r>
-        <w:t>Поступил запрос «дать права как у Иванова». Как корректно выполнить и что проверить?</w:t>
+        <w:t>Чёрный экран после подключения, мышь не реагирует — порядок действий.</w:t>
       </w:r>
     </w:p>
     <w:p>
@@ -1924,7 +2028,7 @@
         <w:pStyle w:val="ListNumber"/>
       </w:pPr>
       <w:r>
-        <w:t>Кто согласует расширение прав? Можно ли выполнить без согласования?</w:t>
+        <w:t>Файлы Excel, Word, PDF открываются минуту — что проверить?</w:t>
       </w:r>
     </w:p>
     <w:p>
@@ -1932,7 +2036,7 @@
         <w:pStyle w:val="ListNumber"/>
       </w:pPr>
       <w:r>
-        <w:t>Пользователь просит права, явно превышающие его должность. Ваши действия?</w:t>
+        <w:t>Как отличить нагрузку на сервер от проблемы конкретного рабочего места?</w:t>
       </w:r>
     </w:p>
     <w:p>
@@ -1940,15 +2044,7 @@
         <w:pStyle w:val="ListNumber"/>
       </w:pPr>
       <w:r>
-        <w:t>Как зафиксировать, какие именно права были изменены?</w:t>
-      </w:r>
-    </w:p>
-    <w:p>
-      <w:pPr>
-        <w:pStyle w:val="ListNumber"/>
-      </w:pPr>
-      <w:r>
-        <w:t>У сотрудника «слетели права» — с чего начнёте разбор?</w:t>
+        <w:t>Какие рекомендации дать пользователю для снижения нагрузки?</w:t>
       </w:r>
     </w:p>
     <w:p>
@@ -1959,15 +2055,7 @@
         <w:rPr>
           <w:color w:val="1F3B57"/>
         </w:rPr>
-        <w:t>2.6. Парольная политика</w:t>
-      </w:r>
-    </w:p>
-    <w:p>
-      <w:r>
-        <w:rPr>
-          <w:i/>
-        </w:rPr>
-        <w:t>176 обращений затрагивают пароли</w:t>
+        <w:t>2.7. Установка ПО и удалённая помощь</w:t>
       </w:r>
     </w:p>
     <w:p>
@@ -1975,7 +2063,7 @@
         <w:pStyle w:val="ListNumber"/>
       </w:pPr>
       <w:r>
-        <w:t>Требования к паролю в каждой из систем.</w:t>
+        <w:t>Порядок подключения к пользователю через AnyDesk.</w:t>
       </w:r>
     </w:p>
     <w:p>
@@ -1983,7 +2071,7 @@
         <w:pStyle w:val="ListNumber"/>
       </w:pPr>
       <w:r>
-        <w:t>Пользователь просит «сделать вход без пароля». Ваш ответ и обоснование.</w:t>
+        <w:t>Как сбить лицензию AnyDesk?</w:t>
       </w:r>
     </w:p>
     <w:p>
@@ -1991,7 +2079,7 @@
         <w:pStyle w:val="ListNumber"/>
       </w:pPr>
       <w:r>
-        <w:t>Как действовать при подозрении на компрометацию (пользователь онлайн в выходной, хотя не заходил)?</w:t>
+        <w:t>Пользователь не может назвать ID AnyDesk — как помочь?</w:t>
       </w:r>
     </w:p>
     <w:p>
@@ -1999,7 +2087,7 @@
         <w:pStyle w:val="ListNumber"/>
       </w:pPr>
       <w:r>
-        <w:t>Порядок сброса пароля: что проверить до сброса?</w:t>
+        <w:t>Порядок установки ПО на рабочее место и согласование.</w:t>
       </w:r>
     </w:p>
     <w:p>
@@ -2007,7 +2095,7 @@
         <w:pStyle w:val="ListNumber"/>
       </w:pPr>
       <w:r>
-        <w:t>Пользователь третий день подряд не может войти после сброса пароля. Как локализовать причину?</w:t>
+        <w:t>Быстрая активация MS Office 2024, где взять дистрибутивы.</w:t>
       </w:r>
     </w:p>
     <w:p>
@@ -2026,15 +2114,15 @@
         <w:rPr>
           <w:color w:val="1F3B57"/>
         </w:rPr>
-        <w:t>3. 1С и удалённый рабочий стол</w:t>
+        <w:t>3. 1С: МИС, Бухгалтерия, ЗУП</w:t>
       </w:r>
     </w:p>
     <w:p>
       <w:r>
         <w:rPr>
-          <w:i/>
+          <w:b/>
         </w:rPr>
-        <w:t>1 766 заявок — крупнейший блок</w:t>
+        <w:t>1 013 заявок · вес 30% · крупнейший блок</w:t>
       </w:r>
     </w:p>
     <w:p>
@@ -2046,6 +2134,14 @@
           <w:color w:val="1F3B57"/>
         </w:rPr>
         <w:t>3.1. Навигация по базам</w:t>
+      </w:r>
+    </w:p>
+    <w:p>
+      <w:r>
+        <w:rPr>
+          <w:i/>
+        </w:rPr>
+        <w:t>95 обращений связаны со списком баз и доступом к ним</w:t>
       </w:r>
     </w:p>
     <w:p>
@@ -2071,7 +2167,7 @@
         <w:pStyle w:val="ListNumber"/>
       </w:pPr>
       <w:r>
-        <w:t>Сколько типов баз в контуре и чем отличаются МИС, БУХ, ЗУП?</w:t>
+        <w:t>Чем отличаются базы МИС, БУХ и ЗУП по назначению и составу пользователей?</w:t>
       </w:r>
     </w:p>
     <w:p>
@@ -2095,7 +2191,7 @@
         <w:pStyle w:val="ListNumber"/>
       </w:pPr>
       <w:r>
-        <w:t>Пользователь пишет «пропали базы 1С». Порядок диагностики?</w:t>
+        <w:t>Пользователь пишет «пропали базы 1С» — порядок диагностики.</w:t>
       </w:r>
     </w:p>
     <w:p>
@@ -2106,7 +2202,15 @@
         <w:rPr>
           <w:color w:val="1F3B57"/>
         </w:rPr>
-        <w:t>3.2. Учётные записи и права в 1С</w:t>
+        <w:t>3.2. Создание и блокировка пользователя</w:t>
+      </w:r>
+    </w:p>
+    <w:p>
+      <w:r>
+        <w:rPr>
+          <w:i/>
+        </w:rPr>
+        <w:t>79 заявок на создание, 71 на блокировку, 31 на разблокировку</w:t>
       </w:r>
     </w:p>
     <w:p>
@@ -2114,7 +2218,7 @@
         <w:pStyle w:val="ListNumber"/>
       </w:pPr>
       <w:r>
-        <w:t>Опишите создание пользователя в базе 1С.</w:t>
+        <w:t>Опишите порядок создания пользователя в базе 1С.</w:t>
       </w:r>
     </w:p>
     <w:p>
@@ -2122,7 +2226,7 @@
         <w:pStyle w:val="ListNumber"/>
       </w:pPr>
       <w:r>
-        <w:t>Как настраиваются права в МИС, БУХ, ЗУП — в чём разница подходов?</w:t>
+        <w:t>Какие сотрудники УК добавляются в новые базы по умолчанию?</w:t>
       </w:r>
     </w:p>
     <w:p>
@@ -2130,7 +2234,7 @@
         <w:pStyle w:val="ListNumber"/>
       </w:pPr>
       <w:r>
-        <w:t>Какие сотрудники УК добавляются в новые базы по умолчанию?</w:t>
+        <w:t>Порядок блокировки пользователя в 1С при увольнении.</w:t>
       </w:r>
     </w:p>
     <w:p>
@@ -2138,7 +2242,7 @@
         <w:pStyle w:val="ListNumber"/>
       </w:pPr>
       <w:r>
-        <w:t>Старшей медсестре нужен отчёт по запасам на складах — как выдать права?</w:t>
+        <w:t>Чем блокировка в 1С отличается от блокировки в AD по внешним признакам?</w:t>
       </w:r>
     </w:p>
     <w:p>
@@ -2146,7 +2250,15 @@
         <w:pStyle w:val="ListNumber"/>
       </w:pPr>
       <w:r>
-        <w:t>Как проверить, что выданные права работают, не беспокоя пользователя повторно?</w:t>
+        <w:t>Причины автоматической блокировки и порядок разблокировки.</w:t>
+      </w:r>
+    </w:p>
+    <w:p>
+      <w:pPr>
+        <w:pStyle w:val="ListNumber"/>
+      </w:pPr>
+      <w:r>
+        <w:t>Пользователь заблокирован третий раз за неделю — ваши действия помимо разблокировки?</w:t>
       </w:r>
     </w:p>
     <w:p>
@@ -2157,7 +2269,7 @@
         <w:rPr>
           <w:color w:val="1F3B57"/>
         </w:rPr>
-        <w:t>3.3. Ошибки входа</w:t>
+        <w:t>3.3. Права и роли</w:t>
       </w:r>
     </w:p>
     <w:p>
@@ -2165,7 +2277,7 @@
         <w:rPr>
           <w:i/>
         </w:rPr>
-        <w:t>226 обращений — самая частая проблема блока</w:t>
+        <w:t>237 обращений — самая частая тема блока</w:t>
       </w:r>
     </w:p>
     <w:p>
@@ -2173,7 +2285,7 @@
         <w:pStyle w:val="ListNumber"/>
       </w:pPr>
       <w:r>
-        <w:t>Разберите ошибку «Возникла непредвиденная ситуация при запуске приложения»: причины и порядок действий.</w:t>
+        <w:t>Как настраиваются права в МИС, БУХ, ЗУП — в чём разница подходов?</w:t>
       </w:r>
     </w:p>
     <w:p>
@@ -2181,7 +2293,7 @@
         <w:pStyle w:val="ListNumber"/>
       </w:pPr>
       <w:r>
-        <w:t>Ошибка «пользователя не существует в справочнике» — что означает и как чинится?</w:t>
+        <w:t>Запрос «дать права как у Иванова» — как корректно выполнить и что проверить?</w:t>
       </w:r>
     </w:p>
     <w:p>
@@ -2189,7 +2301,7 @@
         <w:pStyle w:val="ListNumber"/>
       </w:pPr>
       <w:r>
-        <w:t>«Неверный логин или пароль», хотя пароль точно верный. Ваши шаги?</w:t>
+        <w:t>Кто согласует расширение прав? Можно ли выполнить без согласования?</w:t>
       </w:r>
     </w:p>
     <w:p>
@@ -2197,7 +2309,7 @@
         <w:pStyle w:val="ListNumber"/>
       </w:pPr>
       <w:r>
-        <w:t>Пользователь видит «пользователь уже в сети» (25 обращений). Как решить?</w:t>
+        <w:t>Пользователь просит права, превышающие его должность. Ваши действия?</w:t>
       </w:r>
     </w:p>
     <w:p>
@@ -2205,7 +2317,7 @@
         <w:pStyle w:val="ListNumber"/>
       </w:pPr>
       <w:r>
-        <w:t>Не может войти один сотрудник / не могут войти все сотрудники клиники — чем отличается ваша реакция?</w:t>
+        <w:t>«Слетели права у администратора: не видно историю пациента» — порядок разбора.</w:t>
       </w:r>
     </w:p>
     <w:p>
@@ -2213,7 +2325,15 @@
         <w:pStyle w:val="ListNumber"/>
       </w:pPr>
       <w:r>
-        <w:t>Опишите дерево диагностики для обращения «не могу зайти в МИС» — от вопроса пользователю до решения.</w:t>
+        <w:t>Как проверить, что выданные права работают, не беспокоя пользователя повторно?</w:t>
+      </w:r>
+    </w:p>
+    <w:p>
+      <w:pPr>
+        <w:pStyle w:val="ListNumber"/>
+      </w:pPr>
+      <w:r>
+        <w:t>Как зафиксировать в заявке, какие именно права изменены?</w:t>
       </w:r>
     </w:p>
     <w:p>
@@ -2224,7 +2344,15 @@
         <w:rPr>
           <w:color w:val="1F3B57"/>
         </w:rPr>
-        <w:t>3.4. Лицензии</w:t>
+        <w:t>3.4. Ошибки входа</w:t>
+      </w:r>
+    </w:p>
+    <w:p>
+      <w:r>
+        <w:rPr>
+          <w:i/>
+        </w:rPr>
+        <w:t>234 обращения</w:t>
       </w:r>
     </w:p>
     <w:p>
@@ -2232,7 +2360,7 @@
         <w:pStyle w:val="ListNumber"/>
       </w:pPr>
       <w:r>
-        <w:t>Ошибка «не хватает лицензий» — причина и порядок действий.</w:t>
+        <w:t>«Возникла непредвиденная ситуация при запуске приложения» — причины и порядок действий.</w:t>
       </w:r>
     </w:p>
     <w:p>
@@ -2240,7 +2368,7 @@
         <w:pStyle w:val="ListNumber"/>
       </w:pPr>
       <w:r>
-        <w:t>Как освободить занятые лицензии?</w:t>
+        <w:t>«Пользователя не существует в справочнике» — что означает и как чинится?</w:t>
       </w:r>
     </w:p>
     <w:p>
@@ -2248,7 +2376,31 @@
         <w:pStyle w:val="ListNumber"/>
       </w:pPr>
       <w:r>
-        <w:t>Как отличить нехватку лицензий от зависшего сеанса?</w:t>
+        <w:t>«Неверный логин или пароль», хотя пароль верный — ваши шаги.</w:t>
+      </w:r>
+    </w:p>
+    <w:p>
+      <w:pPr>
+        <w:pStyle w:val="ListNumber"/>
+      </w:pPr>
+      <w:r>
+        <w:t>Не может войти один сотрудник / не могут войти все сотрудники клиники — чем отличается реакция?</w:t>
+      </w:r>
+    </w:p>
+    <w:p>
+      <w:pPr>
+        <w:pStyle w:val="ListNumber"/>
+      </w:pPr>
+      <w:r>
+        <w:t>Порядок сброса пароля: что проверить до сброса?</w:t>
+      </w:r>
+    </w:p>
+    <w:p>
+      <w:pPr>
+        <w:pStyle w:val="ListNumber"/>
+      </w:pPr>
+      <w:r>
+        <w:t>Пользователь третий день подряд не может войти после сброса пароля — как локализовать причину?</w:t>
       </w:r>
     </w:p>
     <w:p>
@@ -2259,7 +2411,7 @@
         <w:rPr>
           <w:color w:val="1F3B57"/>
         </w:rPr>
-        <w:t>3.5. Удалённый рабочий стол (RDP)</w:t>
+        <w:t>3.5. Лицензии</w:t>
       </w:r>
     </w:p>
     <w:p>
@@ -2267,7 +2419,7 @@
         <w:rPr>
           <w:i/>
         </w:rPr>
-        <w:t>96 обращений</w:t>
+        <w:t>13 обращений</w:t>
       </w:r>
     </w:p>
     <w:p>
@@ -2275,7 +2427,7 @@
         <w:pStyle w:val="ListNumber"/>
       </w:pPr>
       <w:r>
-        <w:t>Порядок подключения пользователя к удалённому рабочему столу.</w:t>
+        <w:t>Ошибка «не хватает лицензий» — причина и порядок действий.</w:t>
       </w:r>
     </w:p>
     <w:p>
@@ -2283,7 +2435,7 @@
         <w:pStyle w:val="ListNumber"/>
       </w:pPr>
       <w:r>
-        <w:t>Ярлык RDP не сохраняет настройки — что делать?</w:t>
+        <w:t>Как освободить занятые лицензии?</w:t>
       </w:r>
     </w:p>
     <w:p>
@@ -2291,31 +2443,7 @@
         <w:pStyle w:val="ListNumber"/>
       </w:pPr>
       <w:r>
-        <w:t>Как закрыть зависший сеанс пользователя на терминале?</w:t>
-      </w:r>
-    </w:p>
-    <w:p>
-      <w:pPr>
-        <w:pStyle w:val="ListNumber"/>
-      </w:pPr>
-      <w:r>
-        <w:t>Пользователя «выкинуло с удалёнки» — порядок восстановления.</w:t>
-      </w:r>
-    </w:p>
-    <w:p>
-      <w:pPr>
-        <w:pStyle w:val="ListNumber"/>
-      </w:pPr>
-      <w:r>
-        <w:t>Как настроить ярлыки сетевых папок на терминале (18 обращений по папкам)?</w:t>
-      </w:r>
-    </w:p>
-    <w:p>
-      <w:pPr>
-        <w:pStyle w:val="ListNumber"/>
-      </w:pPr>
-      <w:r>
-        <w:t>Стандартные ошибки при подключении к серверу — назовите и объясните каждую.</w:t>
+        <w:t>Как отличить нехватку лицензий от зависшего сеанса?</w:t>
       </w:r>
     </w:p>
     <w:p>
@@ -2326,7 +2454,7 @@
         <w:rPr>
           <w:color w:val="1F3B57"/>
         </w:rPr>
-        <w:t>3.6. Производительность и зависания</w:t>
+        <w:t>3.6. Обновление и создание баз</w:t>
       </w:r>
     </w:p>
     <w:p>
@@ -2334,7 +2462,7 @@
         <w:rPr>
           <w:i/>
         </w:rPr>
-        <w:t>64 обращения</w:t>
+        <w:t>41 обращение по обновлению, 13 заявок на создание базы</w:t>
       </w:r>
     </w:p>
     <w:p>
@@ -2342,7 +2470,7 @@
         <w:pStyle w:val="ListNumber"/>
       </w:pPr>
       <w:r>
-        <w:t>«Тормозит МИС каждый день примерно в одно время» — какие данные собрать?</w:t>
+        <w:t>Порядок обновления базы 1С по заявке пользователя.</w:t>
       </w:r>
     </w:p>
     <w:p>
@@ -2350,7 +2478,7 @@
         <w:pStyle w:val="ListNumber"/>
       </w:pPr>
       <w:r>
-        <w:t>Пользователь жалуется на медленное открытие Excel/Word/PDF на терминале. Что проверить?</w:t>
+        <w:t>Почему обновление просят «после 17 часов» и как это учитывать?</w:t>
       </w:r>
     </w:p>
     <w:p>
@@ -2358,7 +2486,7 @@
         <w:pStyle w:val="ListNumber"/>
       </w:pPr>
       <w:r>
-        <w:t>Чёрный экран после подключения, мышь не реагирует — порядок действий.</w:t>
+        <w:t>Сообщение «не обновлена платформа» при входе — ваши действия.</w:t>
       </w:r>
     </w:p>
     <w:p>
@@ -2366,7 +2494,7 @@
         <w:pStyle w:val="ListNumber"/>
       </w:pPr>
       <w:r>
-        <w:t>Как отличить проблему на стороне пользователя (интернет) от проблемы сервера?</w:t>
+        <w:t>Что проверить до и после обновления базы?</w:t>
       </w:r>
     </w:p>
     <w:p>
@@ -2374,7 +2502,7 @@
         <w:pStyle w:val="ListNumber"/>
       </w:pPr>
       <w:r>
-        <w:t>Какие рекомендации дать пользователю для снижения нагрузки?</w:t>
+        <w:t>Порядок создания новой базы и публикации.</w:t>
       </w:r>
     </w:p>
     <w:p>
@@ -2385,7 +2513,7 @@
         <w:rPr>
           <w:color w:val="1F3B57"/>
         </w:rPr>
-        <w:t>3.7. Печать</w:t>
+        <w:t>3.7. Функциональные проблемы МИС</w:t>
       </w:r>
     </w:p>
     <w:p>
@@ -2393,7 +2521,7 @@
         <w:rPr>
           <w:i/>
         </w:rPr>
-        <w:t>29 обращений</w:t>
+        <w:t>49 обращений</w:t>
       </w:r>
     </w:p>
     <w:p>
@@ -2401,7 +2529,7 @@
         <w:pStyle w:val="ListNumber"/>
       </w:pPr>
       <w:r>
-        <w:t>Принтер не отображается на удалённом рабочем столе — порядок действий.</w:t>
+        <w:t>Не открывается «План лечения» у конкретного пользователя — с чего начать?</w:t>
       </w:r>
     </w:p>
     <w:p>
@@ -2409,7 +2537,7 @@
         <w:pStyle w:val="ListNumber"/>
       </w:pPr>
       <w:r>
-        <w:t>Документ уходит на печать, но не печатается. Диагностика?</w:t>
+        <w:t>В карточке пациента пропала история процедур — как локализовать?</w:t>
       </w:r>
     </w:p>
     <w:p>
@@ -2417,7 +2545,7 @@
         <w:pStyle w:val="ListNumber"/>
       </w:pPr>
       <w:r>
-        <w:t>Печать с терминала идёт с задержкой в минуту — что проверить?</w:t>
+        <w:t>Пропала кнопка «Печать по шаблону» у всех пользователей города — ваши действия.</w:t>
       </w:r>
     </w:p>
     <w:p>
@@ -2425,7 +2553,23 @@
         <w:pStyle w:val="ListNumber"/>
       </w:pPr>
       <w:r>
-        <w:t>Как проверить проброс принтера в сессию?</w:t>
+        <w:t>Ошибка «Данные были изменены или удалены другим пользователем» при проведении приёма.</w:t>
+      </w:r>
+    </w:p>
+    <w:p>
+      <w:pPr>
+        <w:pStyle w:val="ListNumber"/>
+      </w:pPr>
+      <w:r>
+        <w:t>Пользователь не может создать резерв или записать пациента — «нет прав». Порядок разбора.</w:t>
+      </w:r>
+    </w:p>
+    <w:p>
+      <w:pPr>
+        <w:pStyle w:val="ListNumber"/>
+      </w:pPr>
+      <w:r>
+        <w:t>Как отличить проблему прав от функциональной ошибки программы?</w:t>
       </w:r>
     </w:p>
     <w:p>
@@ -2436,7 +2580,7 @@
         <w:rPr>
           <w:color w:val="1F3B57"/>
         </w:rPr>
-        <w:t>3.8. Обновление и создание баз</w:t>
+        <w:t>3.8. Документы в Бухгалтерии и ЗУП</w:t>
       </w:r>
     </w:p>
     <w:p>
@@ -2444,7 +2588,7 @@
         <w:rPr>
           <w:i/>
         </w:rPr>
-        <w:t>40 + 13 заявок</w:t>
+        <w:t>45 обращений</w:t>
       </w:r>
     </w:p>
     <w:p>
@@ -2452,7 +2596,7 @@
         <w:pStyle w:val="ListNumber"/>
       </w:pPr>
       <w:r>
-        <w:t>Порядок обновления базы 1С по заявке пользователя.</w:t>
+        <w:t>Не проводится товарная накладная — что проверить в первую очередь?</w:t>
       </w:r>
     </w:p>
     <w:p>
@@ -2460,7 +2604,7 @@
         <w:pStyle w:val="ListNumber"/>
       </w:pPr>
       <w:r>
-        <w:t>Почему обновление часто просят «после 17 часов» и как это учитывать?</w:t>
+        <w:t>Не вносится адрес регистрации работника, классификатор загружен — ваши действия.</w:t>
       </w:r>
     </w:p>
     <w:p>
@@ -2468,7 +2612,7 @@
         <w:pStyle w:val="ListNumber"/>
       </w:pPr>
       <w:r>
-        <w:t>Сообщение «не обновлена платформа» при входе — ваши действия.</w:t>
+        <w:t>Как загрузить справочник БИК в базу бухгалтерии?</w:t>
       </w:r>
     </w:p>
     <w:p>
@@ -2476,7 +2620,7 @@
         <w:pStyle w:val="ListNumber"/>
       </w:pPr>
       <w:r>
-        <w:t>Что проверить до и после обновления базы?</w:t>
+        <w:t>Не синхронизируются базы ЗУП и Бухгалтерии — что относится к вашей зоне?</w:t>
       </w:r>
     </w:p>
     <w:p>
@@ -2484,7 +2628,7 @@
         <w:pStyle w:val="ListNumber"/>
       </w:pPr>
       <w:r>
-        <w:t>Порядок создания новой базы и публикации.</w:t>
+        <w:t>Пользователь не может выгрузить отчёт за нужный период — порядок разбора.</w:t>
       </w:r>
     </w:p>
     <w:p>
@@ -2495,7 +2639,7 @@
         <w:rPr>
           <w:color w:val="1F3B57"/>
         </w:rPr>
-        <w:t>3.9. Типовые функциональные проблемы МИС</w:t>
+        <w:t>3.9. Производительность</w:t>
       </w:r>
     </w:p>
     <w:p>
@@ -2503,7 +2647,7 @@
         <w:rPr>
           <w:i/>
         </w:rPr>
-        <w:t>93 обращения</w:t>
+        <w:t>50 обращений</w:t>
       </w:r>
     </w:p>
     <w:p>
@@ -2511,7 +2655,7 @@
         <w:pStyle w:val="ListNumber"/>
       </w:pPr>
       <w:r>
-        <w:t>Не открывается «План лечения» у конкретного пользователя — с чего начать?</w:t>
+        <w:t>«Тормозит МИС каждый день примерно в одно время» — какие данные собрать?</w:t>
       </w:r>
     </w:p>
     <w:p>
@@ -2519,7 +2663,7 @@
         <w:pStyle w:val="ListNumber"/>
       </w:pPr>
       <w:r>
-        <w:t>В карточке пациента пропала история процедур — как локализовать?</w:t>
+        <w:t>Зависла выгрузка документа, программа не отвечает — порядок действий.</w:t>
       </w:r>
     </w:p>
     <w:p>
@@ -2527,7 +2671,7 @@
         <w:pStyle w:val="ListNumber"/>
       </w:pPr>
       <w:r>
-        <w:t>Пропала кнопка «Печать по шаблону» у всех пользователей города — ваши действия.</w:t>
+        <w:t>Долго подгружаются данные при создании документа — что проверить?</w:t>
       </w:r>
     </w:p>
     <w:p>
@@ -2535,74 +2679,7 @@
         <w:pStyle w:val="ListNumber"/>
       </w:pPr>
       <w:r>
-        <w:t>Ошибка «Данные были изменены или удалены другим пользователем» при проведении приёма.</w:t>
-      </w:r>
-    </w:p>
-    <w:p>
-      <w:pPr>
-        <w:pStyle w:val="ListNumber"/>
-      </w:pPr>
-      <w:r>
-        <w:t>Пользователь не может создать резерв / записать пациента — «нет прав». Порядок разбора.</w:t>
-      </w:r>
-    </w:p>
-    <w:p>
-      <w:pPr>
-        <w:pStyle w:val="ListNumber"/>
-      </w:pPr>
-      <w:r>
-        <w:t>Как отличить проблему прав от функциональной ошибки программы?</w:t>
-      </w:r>
-    </w:p>
-    <w:p>
-      <w:pPr>
-        <w:pStyle w:val="Heading3"/>
-      </w:pPr>
-      <w:r>
-        <w:rPr>
-          <w:color w:val="1F3B57"/>
-        </w:rPr>
-        <w:t>3.10. Документы в БУХ и ЗУП</w:t>
-      </w:r>
-    </w:p>
-    <w:p>
-      <w:r>
-        <w:rPr>
-          <w:i/>
-        </w:rPr>
-        <w:t>40 обращений</w:t>
-      </w:r>
-    </w:p>
-    <w:p>
-      <w:pPr>
-        <w:pStyle w:val="ListNumber"/>
-      </w:pPr>
-      <w:r>
-        <w:t>Не проводится товарная накладная — что проверить в первую очередь?</w:t>
-      </w:r>
-    </w:p>
-    <w:p>
-      <w:pPr>
-        <w:pStyle w:val="ListNumber"/>
-      </w:pPr>
-      <w:r>
-        <w:t>Пользователь не может внести адрес регистрации работника, классификатор загружен. Ваши действия?</w:t>
-      </w:r>
-    </w:p>
-    <w:p>
-      <w:pPr>
-        <w:pStyle w:val="ListNumber"/>
-      </w:pPr>
-      <w:r>
-        <w:t>Как загрузить справочник БИК в базу бухгалтерии?</w:t>
-      </w:r>
-    </w:p>
-    <w:p>
-      <w:pPr>
-        <w:pStyle w:val="ListNumber"/>
-      </w:pPr>
-      <w:r>
-        <w:t>На счёте отображается ФИО клиента вместо контрагента — к чьей зоне относится задача?</w:t>
+        <w:t>Как отличить проблему базы от проблемы терминала?</w:t>
       </w:r>
     </w:p>
     <w:p>
@@ -2627,9 +2704,9 @@
     <w:p>
       <w:r>
         <w:rPr>
-          <w:i/>
+          <w:b/>
         </w:rPr>
-        <w:t>1 035 заявок</w:t>
+        <w:t>1 035 заявок · вес 22%</w:t>
       </w:r>
     </w:p>
     <w:p>
@@ -2648,7 +2725,7 @@
         <w:rPr>
           <w:i/>
         </w:rPr>
-        <w:t>571 заявка</w:t>
+        <w:t>220 заявок</w:t>
       </w:r>
     </w:p>
     <w:p>
@@ -2680,7 +2757,7 @@
         <w:pStyle w:val="ListNumber"/>
       </w:pPr>
       <w:r>
-        <w:t>Как выдаются доступы к лидам и сделкам конкретного города?</w:t>
+        <w:t>Как выдать доступ к лидам и сделкам конкретного города?</w:t>
       </w:r>
     </w:p>
     <w:p>
@@ -2688,7 +2765,7 @@
         <w:pStyle w:val="ListNumber"/>
       </w:pPr>
       <w:r>
-        <w:t>Сотрудник переводится из Перми в Саратов — какие изменения в Битрикс24?</w:t>
+        <w:t>Не прикрепляется фото сотрудника при создании — ваши действия.</w:t>
       </w:r>
     </w:p>
     <w:p>
@@ -2707,7 +2784,7 @@
         <w:rPr>
           <w:i/>
         </w:rPr>
-        <w:t>251 заявка</w:t>
+        <w:t>281 заявка — самая частая операция в Битрикс24</w:t>
       </w:r>
     </w:p>
     <w:p>
@@ -2731,7 +2808,7 @@
         <w:pStyle w:val="ListNumber"/>
       </w:pPr>
       <w:r>
-        <w:t>Пользователь пропал из Битрикс24 без заявки на увольнение — как восстановить и что проверить?</w:t>
+        <w:t>Как проверить, что у уволенного не осталось активных сессий?</w:t>
       </w:r>
     </w:p>
     <w:p>
@@ -2739,7 +2816,7 @@
         <w:pStyle w:val="ListNumber"/>
       </w:pPr>
       <w:r>
-        <w:t>Как проверить, что у уволенного не осталось активных сессий?</w:t>
+        <w:t>Что делать с лидами и сделками уволенного сотрудника?</w:t>
       </w:r>
     </w:p>
     <w:p>
@@ -2750,7 +2827,7 @@
         <w:rPr>
           <w:color w:val="1F3B57"/>
         </w:rPr>
-        <w:t>4.3. Права и оргструктура</w:t>
+        <w:t>4.3. Разблокировка и восстановление</w:t>
       </w:r>
     </w:p>
     <w:p>
@@ -2758,7 +2835,7 @@
         <w:rPr>
           <w:i/>
         </w:rPr>
-        <w:t>51 заявка на изменение прав, 294 обращения затрагивают структуру и должности</w:t>
+        <w:t>34 обращения</w:t>
       </w:r>
     </w:p>
     <w:p>
@@ -2766,7 +2843,7 @@
         <w:pStyle w:val="ListNumber"/>
       </w:pPr>
       <w:r>
-        <w:t>Как изменить роль пользователя?</w:t>
+        <w:t>Пользователя «автоматически уволили» из-за долгого отсутствия — как восстановить?</w:t>
       </w:r>
     </w:p>
     <w:p>
@@ -2774,7 +2851,7 @@
         <w:pStyle w:val="ListNumber"/>
       </w:pPr>
       <w:r>
-        <w:t>Как сменить должность, отдел, руководителя?</w:t>
+        <w:t>Массово пропали сотрудники из Битрикс24 — порядок действий.</w:t>
       </w:r>
     </w:p>
     <w:p>
@@ -2782,23 +2859,7 @@
         <w:pStyle w:val="ListNumber"/>
       </w:pPr>
       <w:r>
-        <w:t>Запрос «предоставить доступ к лидам как у коллеги» — порядок выполнения.</w:t>
-      </w:r>
-    </w:p>
-    <w:p>
-      <w:pPr>
-        <w:pStyle w:val="ListNumber"/>
-      </w:pPr>
-      <w:r>
-        <w:t>Как корректно отобразить ФИО (часто просят убрать город из имени)?</w:t>
-      </w:r>
-    </w:p>
-    <w:p>
-      <w:pPr>
-        <w:pStyle w:val="ListNumber"/>
-      </w:pPr>
-      <w:r>
-        <w:t>Как проверить структуру отдела после изменений?</w:t>
+        <w:t>Какие проверки сделать перед восстановлением пользователя?</w:t>
       </w:r>
     </w:p>
     <w:p>
@@ -2809,7 +2870,7 @@
         <w:rPr>
           <w:color w:val="1F3B57"/>
         </w:rPr>
-        <w:t>4.4. Проблемы входа и работы</w:t>
+        <w:t>4.4. Оргструктура и должности</w:t>
       </w:r>
     </w:p>
     <w:p>
@@ -2817,7 +2878,7 @@
         <w:rPr>
           <w:i/>
         </w:rPr>
-        <w:t>91 обращение</w:t>
+        <w:t>176 обращений</w:t>
       </w:r>
     </w:p>
     <w:p>
@@ -2825,7 +2886,7 @@
         <w:pStyle w:val="ListNumber"/>
       </w:pPr>
       <w:r>
-        <w:t>Пользователь не входит с телефона, но заходит с компьютера. Диагностика?</w:t>
+        <w:t>Как сменить должность, отдел, руководителя?</w:t>
       </w:r>
     </w:p>
     <w:p>
@@ -2833,7 +2894,7 @@
         <w:pStyle w:val="ListNumber"/>
       </w:pPr>
       <w:r>
-        <w:t>Вход по QR-коду не работает без удалёнки — в чём причина?</w:t>
+        <w:t>Порядок перевода сотрудника между городами и отделами.</w:t>
       </w:r>
     </w:p>
     <w:p>
@@ -2841,7 +2902,7 @@
         <w:pStyle w:val="ListNumber"/>
       </w:pPr>
       <w:r>
-        <w:t>Не приходят уведомления на телефон, хотя настройки включены. Порядок разбора.</w:t>
+        <w:t>Как корректно отобразить ФИО (часто просят убрать город из имени)?</w:t>
       </w:r>
     </w:p>
     <w:p>
@@ -2849,15 +2910,7 @@
         <w:pStyle w:val="ListNumber"/>
       </w:pPr>
       <w:r>
-        <w:t>Не отображаются пациенты в разделе CRM «Сделки» — ваши действия.</w:t>
-      </w:r>
-    </w:p>
-    <w:p>
-      <w:pPr>
-        <w:pStyle w:val="ListNumber"/>
-      </w:pPr>
-      <w:r>
-        <w:t>Не работают звонки через Битрикс24 — что проверить на своей стороне?</w:t>
+        <w:t>Как проверить структуру отдела после изменений?</w:t>
       </w:r>
     </w:p>
     <w:p>
@@ -2868,7 +2921,15 @@
         <w:rPr>
           <w:color w:val="1F3B57"/>
         </w:rPr>
-        <w:t>4.5. Интеграции</w:t>
+        <w:t>4.5. Права и доступ к CRM</w:t>
+      </w:r>
+    </w:p>
+    <w:p>
+      <w:r>
+        <w:rPr>
+          <w:i/>
+        </w:rPr>
+        <w:t>115 обращений по правам, 137 затрагивают CRM</w:t>
       </w:r>
     </w:p>
     <w:p>
@@ -2876,6 +2937,116 @@
         <w:pStyle w:val="ListNumber"/>
       </w:pPr>
       <w:r>
+        <w:t>Как изменить роль пользователя?</w:t>
+      </w:r>
+    </w:p>
+    <w:p>
+      <w:pPr>
+        <w:pStyle w:val="ListNumber"/>
+      </w:pPr>
+      <w:r>
+        <w:t>Запрос «доступ к лидам как у коллеги» — порядок выполнения.</w:t>
+      </w:r>
+    </w:p>
+    <w:p>
+      <w:pPr>
+        <w:pStyle w:val="ListNumber"/>
+      </w:pPr>
+      <w:r>
+        <w:t>Не отображаются пациенты в разделе «Сделки» — ваши действия.</w:t>
+      </w:r>
+    </w:p>
+    <w:p>
+      <w:pPr>
+        <w:pStyle w:val="ListNumber"/>
+      </w:pPr>
+      <w:r>
+        <w:t>Как выдаётся доступ к воронкам?</w:t>
+      </w:r>
+    </w:p>
+    <w:p>
+      <w:pPr>
+        <w:pStyle w:val="ListNumber"/>
+      </w:pPr>
+      <w:r>
+        <w:t>Как проверить фактические права пользователя в CRM?</w:t>
+      </w:r>
+    </w:p>
+    <w:p>
+      <w:pPr>
+        <w:pStyle w:val="Heading3"/>
+      </w:pPr>
+      <w:r>
+        <w:rPr>
+          <w:color w:val="1F3B57"/>
+        </w:rPr>
+        <w:t>4.6. Проблемы входа</w:t>
+      </w:r>
+    </w:p>
+    <w:p>
+      <w:r>
+        <w:rPr>
+          <w:i/>
+        </w:rPr>
+        <w:t>48 обращений</w:t>
+      </w:r>
+    </w:p>
+    <w:p>
+      <w:pPr>
+        <w:pStyle w:val="ListNumber"/>
+      </w:pPr>
+      <w:r>
+        <w:t>Пользователь не входит с телефона, но заходит с компьютера — диагностика.</w:t>
+      </w:r>
+    </w:p>
+    <w:p>
+      <w:pPr>
+        <w:pStyle w:val="ListNumber"/>
+      </w:pPr>
+      <w:r>
+        <w:t>Вход по QR-коду не работает без удалёнки — в чём причина?</w:t>
+      </w:r>
+    </w:p>
+    <w:p>
+      <w:pPr>
+        <w:pStyle w:val="ListNumber"/>
+      </w:pPr>
+      <w:r>
+        <w:t>«Не работает Битрикс, может проблема в пароле» — порядок разбора.</w:t>
+      </w:r>
+    </w:p>
+    <w:p>
+      <w:pPr>
+        <w:pStyle w:val="ListNumber"/>
+      </w:pPr>
+      <w:r>
+        <w:t>Не приходят уведомления на телефон, хотя настройки включены.</w:t>
+      </w:r>
+    </w:p>
+    <w:p>
+      <w:pPr>
+        <w:pStyle w:val="Heading3"/>
+      </w:pPr>
+      <w:r>
+        <w:rPr>
+          <w:color w:val="1F3B57"/>
+        </w:rPr>
+        <w:t>4.7. Интеграции</w:t>
+      </w:r>
+    </w:p>
+    <w:p>
+      <w:r>
+        <w:rPr>
+          <w:i/>
+        </w:rPr>
+        <w:t>32 обращения</w:t>
+      </w:r>
+    </w:p>
+    <w:p>
+      <w:pPr>
+        <w:pStyle w:val="ListNumber"/>
+      </w:pPr>
+      <w:r>
         <w:t>Как добавить новый источник в Битрикс24?</w:t>
       </w:r>
     </w:p>
@@ -2885,6 +3056,14 @@
       </w:pPr>
       <w:r>
         <w:t>Wazzup «слетел» — порядок восстановления.</w:t>
+      </w:r>
+    </w:p>
+    <w:p>
+      <w:pPr>
+        <w:pStyle w:val="ListNumber"/>
+      </w:pPr>
+      <w:r>
+        <w:t>Не работают звонки через Битрикс24 — что проверить на своей стороне?</w:t>
       </w:r>
     </w:p>
     <w:p>
@@ -2911,7 +3090,15 @@
         <w:rPr>
           <w:color w:val="1F3B57"/>
         </w:rPr>
-        <w:t>5. Почта, телефония и прочие сервисы</w:t>
+        <w:t>5. Корпоративная почта</w:t>
+      </w:r>
+    </w:p>
+    <w:p>
+      <w:r>
+        <w:rPr>
+          <w:b/>
+        </w:rPr>
+        <w:t>174 заявки · вес 8%</w:t>
       </w:r>
     </w:p>
     <w:p>
@@ -2922,7 +3109,7 @@
         <w:rPr>
           <w:color w:val="1F3B57"/>
         </w:rPr>
-        <w:t>5.1. Корпоративная почта</w:t>
+        <w:t>5.1. Создание ящика</w:t>
       </w:r>
     </w:p>
     <w:p>
@@ -2930,7 +3117,7 @@
         <w:rPr>
           <w:i/>
         </w:rPr>
-        <w:t>174 заявки</w:t>
+        <w:t>103 заявки</w:t>
       </w:r>
     </w:p>
     <w:p>
@@ -2954,7 +3141,7 @@
         <w:pStyle w:val="ListNumber"/>
       </w:pPr>
       <w:r>
-        <w:t>Блокировка ящика при увольнении — порядок и проверка результата.</w:t>
+        <w:t>Как формируется адрес ящика и кто это согласует?</w:t>
       </w:r>
     </w:p>
     <w:p>
@@ -2962,7 +3149,7 @@
         <w:pStyle w:val="ListNumber"/>
       </w:pPr>
       <w:r>
-        <w:t>Пользователь не получает письма — что проверить?</w:t>
+        <w:t>Порядок создания ящика для служебных задач (например, для регистрации лицензий 1С).</w:t>
       </w:r>
     </w:p>
     <w:p>
@@ -2973,7 +3160,7 @@
         <w:rPr>
           <w:color w:val="1F3B57"/>
         </w:rPr>
-        <w:t>5.2. Телефония</w:t>
+        <w:t>5.2. Блокировка при увольнении</w:t>
       </w:r>
     </w:p>
     <w:p>
@@ -2981,7 +3168,7 @@
         <w:rPr>
           <w:i/>
         </w:rPr>
-        <w:t>68 заявок</w:t>
+        <w:t>53 заявки</w:t>
       </w:r>
     </w:p>
     <w:p>
@@ -2989,7 +3176,7 @@
         <w:pStyle w:val="ListNumber"/>
       </w:pPr>
       <w:r>
-        <w:t>Как создать SIP-аккаунт в Voximplant?</w:t>
+        <w:t>Порядок блокировки почтового ящика.</w:t>
       </w:r>
     </w:p>
     <w:p>
@@ -2997,7 +3184,7 @@
         <w:pStyle w:val="ListNumber"/>
       </w:pPr>
       <w:r>
-        <w:t>Порядок добавления и удаления номеров.</w:t>
+        <w:t>Что делать с письмами и данными уволенного?</w:t>
       </w:r>
     </w:p>
     <w:p>
@@ -3005,47 +3192,7 @@
         <w:pStyle w:val="ListNumber"/>
       </w:pPr>
       <w:r>
-        <w:t>Некорректно распределяются входящие звонки — порядок диагностики.</w:t>
-      </w:r>
-    </w:p>
-    <w:p>
-      <w:pPr>
-        <w:pStyle w:val="ListNumber"/>
-      </w:pPr>
-      <w:r>
-        <w:t>«Операторы не могут звонить, недостаточно средств» — ваши действия.</w:t>
-      </w:r>
-    </w:p>
-    <w:p>
-      <w:pPr>
-        <w:pStyle w:val="ListNumber"/>
-      </w:pPr>
-      <w:r>
-        <w:t>Номер отображается некорректно или попал в спам — как заменить?</w:t>
-      </w:r>
-    </w:p>
-    <w:p>
-      <w:pPr>
-        <w:pStyle w:val="ListNumber"/>
-      </w:pPr>
-      <w:r>
-        <w:t>Как настраиваются автоматические сообщения?</w:t>
-      </w:r>
-    </w:p>
-    <w:p>
-      <w:pPr>
-        <w:pStyle w:val="ListNumber"/>
-      </w:pPr>
-      <w:r>
-        <w:t>Что регламентирует порядок исходящих звонков?</w:t>
-      </w:r>
-    </w:p>
-    <w:p>
-      <w:pPr>
-        <w:pStyle w:val="ListNumber"/>
-      </w:pPr>
-      <w:r>
-        <w:t>Порядок выдачи и замены сим-карты.</w:t>
+        <w:t>Как настроить переадресацию на замещающего сотрудника?</w:t>
       </w:r>
     </w:p>
     <w:p>
@@ -3056,7 +3203,7 @@
         <w:rPr>
           <w:color w:val="1F3B57"/>
         </w:rPr>
-        <w:t>5.3. VPN</w:t>
+        <w:t>5.3. Проблемы с почтой</w:t>
       </w:r>
     </w:p>
     <w:p>
@@ -3064,7 +3211,7 @@
         <w:rPr>
           <w:i/>
         </w:rPr>
-        <w:t>40 заявок</w:t>
+        <w:t>17 обращений</w:t>
       </w:r>
     </w:p>
     <w:p>
@@ -3072,7 +3219,7 @@
         <w:pStyle w:val="ListNumber"/>
       </w:pPr>
       <w:r>
-        <w:t>Порядок настройки VPN для подключения к удалённому рабочему столу.</w:t>
+        <w:t>Пользователь не получает письма — что проверить?</w:t>
       </w:r>
     </w:p>
     <w:p>
@@ -3080,7 +3227,7 @@
         <w:pStyle w:val="ListNumber"/>
       </w:pPr>
       <w:r>
-        <w:t>Пользователь просит VPN на личный телефон — ваши действия и основания.</w:t>
+        <w:t>Не отправляются письма — порядок диагностики.</w:t>
       </w:r>
     </w:p>
     <w:p>
@@ -3088,7 +3235,7 @@
         <w:pStyle w:val="ListNumber"/>
       </w:pPr>
       <w:r>
-        <w:t>«Не работает ВПН» — порядок диагностики.</w:t>
+        <w:t>Восстановление пароля от почты — порядок действий.</w:t>
       </w:r>
     </w:p>
     <w:p>
@@ -3096,18 +3243,381 @@
         <w:pStyle w:val="ListNumber"/>
       </w:pPr>
       <w:r>
-        <w:t>Как установить сертификат Ideco на ПК и на телефон?</w:t>
-      </w:r>
-    </w:p>
-    <w:p>
-      <w:pPr>
-        <w:pStyle w:val="Heading3"/>
+        <w:t>Как настроить почтовый клиент на рабочем месте?</w:t>
+      </w:r>
+    </w:p>
+    <w:p>
+      <w:r>
+        <w:rPr>
+          <w:color w:val="BBBBBB"/>
+        </w:rPr>
+        <w:t>──────────────────────────────────────────────────────────────────────────────</w:t>
+      </w:r>
+    </w:p>
+    <w:p>
+      <w:pPr>
+        <w:pStyle w:val="Heading2"/>
       </w:pPr>
       <w:r>
         <w:rPr>
           <w:color w:val="1F3B57"/>
         </w:rPr>
-        <w:t>5.4. Аналитика PowerBI</w:t>
+        <w:t>6. Телефония</w:t>
+      </w:r>
+    </w:p>
+    <w:p>
+      <w:r>
+        <w:rPr>
+          <w:b/>
+        </w:rPr>
+        <w:t>68 заявок · вес 6%</w:t>
+      </w:r>
+    </w:p>
+    <w:p>
+      <w:pPr>
+        <w:pStyle w:val="Heading3"/>
+      </w:pPr>
+      <w:r>
+        <w:rPr>
+          <w:color w:val="1F3B57"/>
+        </w:rPr>
+        <w:t>6.1. Подключение и блокировка</w:t>
+      </w:r>
+    </w:p>
+    <w:p>
+      <w:r>
+        <w:rPr>
+          <w:i/>
+        </w:rPr>
+        <w:t>20 заявок на подключение, 30 на блокировку</w:t>
+      </w:r>
+    </w:p>
+    <w:p>
+      <w:pPr>
+        <w:pStyle w:val="ListNumber"/>
+      </w:pPr>
+      <w:r>
+        <w:t>Как создать SIP-аккаунт в Voximplant?</w:t>
+      </w:r>
+    </w:p>
+    <w:p>
+      <w:pPr>
+        <w:pStyle w:val="ListNumber"/>
+      </w:pPr>
+      <w:r>
+        <w:t>Порядок выдачи доступа к телефонии новому сотруднику.</w:t>
+      </w:r>
+    </w:p>
+    <w:p>
+      <w:pPr>
+        <w:pStyle w:val="ListNumber"/>
+      </w:pPr>
+      <w:r>
+        <w:t>Порядок блокировки телефонии при увольнении.</w:t>
+      </w:r>
+    </w:p>
+    <w:p>
+      <w:pPr>
+        <w:pStyle w:val="ListNumber"/>
+      </w:pPr>
+      <w:r>
+        <w:t>Lexisvoice — порядок выдачи доступа (13 заявок).</w:t>
+      </w:r>
+    </w:p>
+    <w:p>
+      <w:pPr>
+        <w:pStyle w:val="Heading3"/>
+      </w:pPr>
+      <w:r>
+        <w:rPr>
+          <w:color w:val="1F3B57"/>
+        </w:rPr>
+        <w:t>6.2. Номера и сим-карты</w:t>
+      </w:r>
+    </w:p>
+    <w:p>
+      <w:r>
+        <w:rPr>
+          <w:i/>
+        </w:rPr>
+        <w:t>11 обращений по номерам, 8 по сим-картам</w:t>
+      </w:r>
+    </w:p>
+    <w:p>
+      <w:pPr>
+        <w:pStyle w:val="ListNumber"/>
+      </w:pPr>
+      <w:r>
+        <w:t>Порядок добавления и удаления номеров.</w:t>
+      </w:r>
+    </w:p>
+    <w:p>
+      <w:pPr>
+        <w:pStyle w:val="ListNumber"/>
+      </w:pPr>
+      <w:r>
+        <w:t>Номер попал в спам или отображается некорректно — как заменить?</w:t>
+      </w:r>
+    </w:p>
+    <w:p>
+      <w:pPr>
+        <w:pStyle w:val="ListNumber"/>
+      </w:pPr>
+      <w:r>
+        <w:t>Порядок выдачи и замены сим-карты.</w:t>
+      </w:r>
+    </w:p>
+    <w:p>
+      <w:pPr>
+        <w:pStyle w:val="ListNumber"/>
+      </w:pPr>
+      <w:r>
+        <w:t>Как перевести номер в лиды?</w:t>
+      </w:r>
+    </w:p>
+    <w:p>
+      <w:pPr>
+        <w:pStyle w:val="Heading3"/>
+      </w:pPr>
+      <w:r>
+        <w:rPr>
+          <w:color w:val="1F3B57"/>
+        </w:rPr>
+        <w:t>6.3. Проблемы со звонками</w:t>
+      </w:r>
+    </w:p>
+    <w:p>
+      <w:r>
+        <w:rPr>
+          <w:i/>
+        </w:rPr>
+        <w:t>17 обращений</w:t>
+      </w:r>
+    </w:p>
+    <w:p>
+      <w:pPr>
+        <w:pStyle w:val="ListNumber"/>
+      </w:pPr>
+      <w:r>
+        <w:t>Некорректно распределяются входящие звонки — порядок диагностики.</w:t>
+      </w:r>
+    </w:p>
+    <w:p>
+      <w:pPr>
+        <w:pStyle w:val="ListNumber"/>
+      </w:pPr>
+      <w:r>
+        <w:t>«Операторы не могут звонить, недостаточно средств» — ваши действия.</w:t>
+      </w:r>
+    </w:p>
+    <w:p>
+      <w:pPr>
+        <w:pStyle w:val="ListNumber"/>
+      </w:pPr>
+      <w:r>
+        <w:t>Не работает обратный звонок — что проверить?</w:t>
+      </w:r>
+    </w:p>
+    <w:p>
+      <w:pPr>
+        <w:pStyle w:val="ListNumber"/>
+      </w:pPr>
+      <w:r>
+        <w:t>Не активна кнопка «Выполнить» в запланированных звонках.</w:t>
+      </w:r>
+    </w:p>
+    <w:p>
+      <w:pPr>
+        <w:pStyle w:val="Heading3"/>
+      </w:pPr>
+      <w:r>
+        <w:rPr>
+          <w:color w:val="1F3B57"/>
+        </w:rPr>
+        <w:t>6.4. Автоматические сообщения и регламент</w:t>
+      </w:r>
+    </w:p>
+    <w:p>
+      <w:pPr>
+        <w:pStyle w:val="ListNumber"/>
+      </w:pPr>
+      <w:r>
+        <w:t>Как настраиваются автоматические сообщения?</w:t>
+      </w:r>
+    </w:p>
+    <w:p>
+      <w:pPr>
+        <w:pStyle w:val="ListNumber"/>
+      </w:pPr>
+      <w:r>
+        <w:t>Что регламентирует порядок исходящих звонков?</w:t>
+      </w:r>
+    </w:p>
+    <w:p>
+      <w:pPr>
+        <w:pStyle w:val="ListNumber"/>
+      </w:pPr>
+      <w:r>
+        <w:t>Как добавить или скорректировать шаблон сообщения?</w:t>
+      </w:r>
+    </w:p>
+    <w:p>
+      <w:r>
+        <w:rPr>
+          <w:color w:val="BBBBBB"/>
+        </w:rPr>
+        <w:t>──────────────────────────────────────────────────────────────────────────────</w:t>
+      </w:r>
+    </w:p>
+    <w:p>
+      <w:pPr>
+        <w:pStyle w:val="Heading2"/>
+      </w:pPr>
+      <w:r>
+        <w:rPr>
+          <w:color w:val="1F3B57"/>
+        </w:rPr>
+        <w:t>7. VPN и удалённый доступ</w:t>
+      </w:r>
+    </w:p>
+    <w:p>
+      <w:r>
+        <w:rPr>
+          <w:b/>
+        </w:rPr>
+        <w:t>40 заявок · вес 4%</w:t>
+      </w:r>
+    </w:p>
+    <w:p>
+      <w:pPr>
+        <w:pStyle w:val="Heading3"/>
+      </w:pPr>
+      <w:r>
+        <w:rPr>
+          <w:color w:val="1F3B57"/>
+        </w:rPr>
+        <w:t>7.1. Подключение</w:t>
+      </w:r>
+    </w:p>
+    <w:p>
+      <w:r>
+        <w:rPr>
+          <w:i/>
+        </w:rPr>
+        <w:t>21 заявка</w:t>
+      </w:r>
+    </w:p>
+    <w:p>
+      <w:pPr>
+        <w:pStyle w:val="ListNumber"/>
+      </w:pPr>
+      <w:r>
+        <w:t>Порядок настройки VPN для подключения к удалённому рабочему столу.</w:t>
+      </w:r>
+    </w:p>
+    <w:p>
+      <w:pPr>
+        <w:pStyle w:val="ListNumber"/>
+      </w:pPr>
+      <w:r>
+        <w:t>Пользователь просит VPN на личный телефон — ваши действия и основания.</w:t>
+      </w:r>
+    </w:p>
+    <w:p>
+      <w:pPr>
+        <w:pStyle w:val="ListNumber"/>
+      </w:pPr>
+      <w:r>
+        <w:t>Как установить сертификат Ideco на ПК и на телефон?</w:t>
+      </w:r>
+    </w:p>
+    <w:p>
+      <w:pPr>
+        <w:pStyle w:val="ListNumber"/>
+      </w:pPr>
+      <w:r>
+        <w:t>Кто согласует выдачу VPN?</w:t>
+      </w:r>
+    </w:p>
+    <w:p>
+      <w:pPr>
+        <w:pStyle w:val="Heading3"/>
+      </w:pPr>
+      <w:r>
+        <w:rPr>
+          <w:color w:val="1F3B57"/>
+        </w:rPr>
+        <w:t>7.2. Проблемы с VPN</w:t>
+      </w:r>
+    </w:p>
+    <w:p>
+      <w:r>
+        <w:rPr>
+          <w:i/>
+        </w:rPr>
+        <w:t>16 обращений</w:t>
+      </w:r>
+    </w:p>
+    <w:p>
+      <w:pPr>
+        <w:pStyle w:val="ListNumber"/>
+      </w:pPr>
+      <w:r>
+        <w:t>«Не работает ВПН» — порядок диагностики.</w:t>
+      </w:r>
+    </w:p>
+    <w:p>
+      <w:pPr>
+        <w:pStyle w:val="ListNumber"/>
+      </w:pPr>
+      <w:r>
+        <w:t>«VPN не работает приложение» — что проверить?</w:t>
+      </w:r>
+    </w:p>
+    <w:p>
+      <w:pPr>
+        <w:pStyle w:val="ListNumber"/>
+      </w:pPr>
+      <w:r>
+        <w:t>Как отличить проблему VPN от проблемы интернета у пользователя?</w:t>
+      </w:r>
+    </w:p>
+    <w:p>
+      <w:r>
+        <w:rPr>
+          <w:color w:val="BBBBBB"/>
+        </w:rPr>
+        <w:t>──────────────────────────────────────────────────────────────────────────────</w:t>
+      </w:r>
+    </w:p>
+    <w:p>
+      <w:pPr>
+        <w:pStyle w:val="Heading2"/>
+      </w:pPr>
+      <w:r>
+        <w:rPr>
+          <w:color w:val="1F3B57"/>
+        </w:rPr>
+        <w:t>8. Прочие сервисы</w:t>
+      </w:r>
+    </w:p>
+    <w:p>
+      <w:r>
+        <w:rPr>
+          <w:b/>
+        </w:rPr>
+        <w:t>57 заявок · вес 2%</w:t>
+      </w:r>
+    </w:p>
+    <w:p>
+      <w:pPr>
+        <w:pStyle w:val="Heading3"/>
+      </w:pPr>
+      <w:r>
+        <w:rPr>
+          <w:color w:val="1F3B57"/>
+        </w:rPr>
+        <w:t>8.1. Аналитика PowerBI</w:t>
       </w:r>
     </w:p>
     <w:p>
@@ -3131,6 +3641,14 @@
         <w:pStyle w:val="ListNumber"/>
       </w:pPr>
       <w:r>
+        <w:t>Блокировка доступа при увольнении.</w:t>
+      </w:r>
+    </w:p>
+    <w:p>
+      <w:pPr>
+        <w:pStyle w:val="ListNumber"/>
+      </w:pPr>
+      <w:r>
         <w:t>Пользователь просит обновить PowerBI Desktop из-за конфликта версий — ваши действия.</w:t>
       </w:r>
     </w:p>
@@ -3139,7 +3657,7 @@
         <w:pStyle w:val="ListNumber"/>
       </w:pPr>
       <w:r>
-        <w:t>Блокировка доступа к PowerBI при увольнении.</w:t>
+        <w:t>Отчёт не открывается или тормозит — что относится к вашей зоне?</w:t>
       </w:r>
     </w:p>
     <w:p>
@@ -3150,7 +3668,7 @@
         <w:rPr>
           <w:color w:val="1F3B57"/>
         </w:rPr>
-        <w:t>5.5. ЭЦП, КриптоПро, Office</w:t>
+        <w:t>8.2. Сервера банков</w:t>
       </w:r>
     </w:p>
     <w:p>
@@ -3158,7 +3676,7 @@
         <w:rPr>
           <w:i/>
         </w:rPr>
-        <w:t>7 обращений по ЭЦП и КриптоПро</w:t>
+        <w:t>19 заявок, 21% уходит выше — проверяется начальный этап</w:t>
       </w:r>
     </w:p>
     <w:p>
@@ -3166,7 +3684,7 @@
         <w:pStyle w:val="ListNumber"/>
       </w:pPr>
       <w:r>
-        <w:t>Порядок выгрузки закрытых ключей ЭЦП.</w:t>
+        <w:t>Порядок выдачи доступа к серверам банков.</w:t>
       </w:r>
     </w:p>
     <w:p>
@@ -3174,7 +3692,7 @@
         <w:pStyle w:val="ListNumber"/>
       </w:pPr>
       <w:r>
-        <w:t>Автополучение пароля КриптоПро CSP — когда применяется?</w:t>
+        <w:t>Банк просит установить новый ключ, установка выдаёт ошибку — что делаете сами?</w:t>
       </w:r>
     </w:p>
     <w:p>
@@ -3182,23 +3700,7 @@
         <w:pStyle w:val="ListNumber"/>
       </w:pPr>
       <w:r>
-        <w:t>Как сбросить пробную версию КриптоПро CSP?</w:t>
-      </w:r>
-    </w:p>
-    <w:p>
-      <w:pPr>
-        <w:pStyle w:val="ListNumber"/>
-      </w:pPr>
-      <w:r>
-        <w:t>Быстрая активация MS Office 2024 — порядок действий.</w:t>
-      </w:r>
-    </w:p>
-    <w:p>
-      <w:pPr>
-        <w:pStyle w:val="ListNumber"/>
-      </w:pPr>
-      <w:r>
-        <w:t>Где взять дистрибутивы Office 2024?</w:t>
+        <w:t>Как сменить главный компьютер для банк-клиента?</w:t>
       </w:r>
     </w:p>
     <w:p>
@@ -3209,7 +3711,7 @@
         <w:rPr>
           <w:color w:val="1F3B57"/>
         </w:rPr>
-        <w:t>5.6. AnyDesk и удалённая помощь</w:t>
+        <w:t>8.3. ЭЦП и КриптоПро</w:t>
       </w:r>
     </w:p>
     <w:p>
@@ -3217,7 +3719,7 @@
         <w:pStyle w:val="ListNumber"/>
       </w:pPr>
       <w:r>
-        <w:t>Порядок подключения к пользователю через AnyDesk.</w:t>
+        <w:t>Порядок выгрузки закрытых ключей ЭЦП.</w:t>
       </w:r>
     </w:p>
     <w:p>
@@ -3225,7 +3727,7 @@
         <w:pStyle w:val="ListNumber"/>
       </w:pPr>
       <w:r>
-        <w:t>Как сбить лицензию AnyDesk?</w:t>
+        <w:t>Автополучение пароля КриптоПро CSP — когда применяется?</w:t>
       </w:r>
     </w:p>
     <w:p>
@@ -3233,7 +3735,15 @@
         <w:pStyle w:val="ListNumber"/>
       </w:pPr>
       <w:r>
-        <w:t>Пользователь не может назвать ID AnyDesk — как помочь?</w:t>
+        <w:t>Как сбросить пробную версию КриптоПро CSP?</w:t>
+      </w:r>
+    </w:p>
+    <w:p>
+      <w:pPr>
+        <w:pStyle w:val="ListNumber"/>
+      </w:pPr>
+      <w:r>
+        <w:t>Пользователь передал ЭЦП третьему лицу и просит пароль — ваши действия.</w:t>
       </w:r>
     </w:p>
     <w:p>
@@ -3244,7 +3754,7 @@
         <w:rPr>
           <w:color w:val="1F3B57"/>
         </w:rPr>
-        <w:t>5.7. Сервера банков</w:t>
+        <w:t>8.4. КонсультантПлюс и help-km.ru</w:t>
       </w:r>
     </w:p>
     <w:p>
@@ -3252,7 +3762,7 @@
         <w:rPr>
           <w:i/>
         </w:rPr>
-        <w:t>19 заявок, из них 21% уходит выше — проверяется только начальный этап</w:t>
+        <w:t>10 заявок по КонсультантПлюс, 17 обращений по help-km.ru</w:t>
       </w:r>
     </w:p>
     <w:p>
@@ -3260,7 +3770,7 @@
         <w:pStyle w:val="ListNumber"/>
       </w:pPr>
       <w:r>
-        <w:t>Порядок выдачи доступа к серверам банков.</w:t>
+        <w:t>Порядок выдачи доступа к КонсультантПлюс и блокировки при увольнении.</w:t>
       </w:r>
     </w:p>
     <w:p>
@@ -3268,7 +3778,7 @@
         <w:pStyle w:val="ListNumber"/>
       </w:pPr>
       <w:r>
-        <w:t>Банк просит установить новый ключ, установка выдаёт ошибку — что делаете сами, а где заканчивается ваша зона?</w:t>
+        <w:t>Как выдаётся доступ к help-km.ru?</w:t>
       </w:r>
     </w:p>
     <w:p>
@@ -3276,50 +3786,7 @@
         <w:pStyle w:val="ListNumber"/>
       </w:pPr>
       <w:r>
-        <w:t>Как сменить главный компьютер для банк-клиента?</w:t>
-      </w:r>
-    </w:p>
-    <w:p>
-      <w:pPr>
-        <w:pStyle w:val="Heading3"/>
-      </w:pPr>
-      <w:r>
-        <w:rPr>
-          <w:color w:val="1F3B57"/>
-        </w:rPr>
-        <w:t>5.8. Прочее</w:t>
-      </w:r>
-    </w:p>
-    <w:p>
-      <w:pPr>
-        <w:pStyle w:val="ListNumber"/>
-      </w:pPr>
-      <w:r>
-        <w:t>Порядок выдачи доступа к КонсультантПлюс и блокировки при увольнении.</w:t>
-      </w:r>
-    </w:p>
-    <w:p>
-      <w:pPr>
-        <w:pStyle w:val="ListNumber"/>
-      </w:pPr>
-      <w:r>
-        <w:t>Доступ к help-km.ru — как выдаётся (17 обращений)?</w:t>
-      </w:r>
-    </w:p>
-    <w:p>
-      <w:pPr>
-        <w:pStyle w:val="ListNumber"/>
-      </w:pPr>
-      <w:r>
-        <w:t>Установка ПО на компьютер пользователя — порядок и согласование.</w:t>
-      </w:r>
-    </w:p>
-    <w:p>
-      <w:pPr>
-        <w:pStyle w:val="ListNumber"/>
-      </w:pPr>
-      <w:r>
-        <w:t>Lexisvoice — порядок выдачи доступа.</w:t>
+        <w:t>Не открываются вкладки help-km.ru с удалённого стола — диагностика.</w:t>
       </w:r>
     </w:p>
     <w:p>
@@ -3338,7 +3805,7 @@
         <w:rPr>
           <w:color w:val="1F3B57"/>
         </w:rPr>
-        <w:t>6. Практические кейсы</w:t>
+        <w:t>9. Практические кейсы</w:t>
       </w:r>
     </w:p>
     <w:p>
@@ -3359,7 +3826,7 @@
     </w:p>
     <w:p>
       <w:r>
-        <w:t>Самое частое обращение (226 случаев). Постройте полное дерево диагностики: какие вопросы зададите, что проверите и в какой последовательности, как отличите проблему пароля от блокировки, зависшего сеанса, нехватки лицензий и сбоя на сервере.</w:t>
+        <w:t>Самое частое обращение (234 случая). Постройте дерево диагностики: какие вопросы зададите, что проверите и в какой последовательности, как отличите проблему пароля от блокировки, зависшего сеанса, нехватки лицензий и сбоя на сервере.</w:t>
       </w:r>
     </w:p>
     <w:p>
@@ -3391,7 +3858,7 @@
     </w:p>
     <w:p>
       <w:r>
-        <w:t>Новый администратор выходит в клинике Чебоксар через 3 дня. Выполните весь процесс: сбор данных, создание УЗ во всех системах, настройка прав, проверка, передача доступов.</w:t>
+        <w:t>Новый администратор выходит в клинике Чебоксар через 3 дня. Выполните весь процесс: сбор данных, создание учётных записей во всех системах, настройка прав, проверка, передача доступов.</w:t>
       </w:r>
     </w:p>
     <w:p>
@@ -3536,7 +4003,7 @@
         <w:t>Теоретическая часть</w:t>
       </w:r>
       <w:r>
-        <w:t xml:space="preserve"> — вопросы разделов 1–5, письменно или устно. Вес в итоге 40%.</w:t>
+        <w:t xml:space="preserve"> — вопросы разделов 1–8, письменно или устно. Вес в итоге 40%.</w:t>
       </w:r>
     </w:p>
     <w:p>
@@ -3550,7 +4017,7 @@
         <w:t>Практическая часть</w:t>
       </w:r>
       <w:r>
-        <w:t xml:space="preserve"> — 3 кейса из раздела 6 по выбору комиссии, с демонстрацией действий в системе. Кейсы 1 и 4 рекомендуются к обязательному включению: это самое частое обращение и самый рискованный процесс. Вес 40%.</w:t>
+        <w:t xml:space="preserve"> — 3 кейса из раздела 9 по выбору комиссии, с демонстрацией действий в системе. Кейсы 1 и 4 рекомендуются к обязательному включению: это самое частое обращение и самый рискованный процесс. Вес 40%.</w:t>
       </w:r>
     </w:p>
     <w:p>
@@ -3593,7 +4060,6 @@
       <w:tblPr>
         <w:tblStyle w:val="TableGrid"/>
         <w:tblW w:type="auto" w:w="0"/>
-        <w:jc w:val="center"/>
         <w:tblLook w:firstColumn="1" w:firstRow="1" w:lastColumn="0" w:lastRow="0" w:noHBand="0" w:noVBand="1" w:val="04A0"/>
       </w:tblPr>
       <w:tblGrid>
